--- a/Heart_Disease_MLOps_Assignment01_Report.docx
+++ b/Heart_Disease_MLOps_Assignment01_Report.docx
@@ -291,6 +291,79 @@
           <w:szCs w:val="32"/>
         </w:rPr>
       </w:pPr>
+    </w:p>
+    <w:p>
+      <w:pPr>
+        <w:jc w:val="center"/>
+        <w:rPr>
+          <w:rFonts w:ascii="Arial" w:hAnsi="Arial" w:cs="Arial"/>
+          <w:sz w:val="32"/>
+          <w:szCs w:val="32"/>
+        </w:rPr>
+      </w:pPr>
+    </w:p>
+    <w:p>
+      <w:pPr>
+        <w:jc w:val="center"/>
+        <w:rPr>
+          <w:rFonts w:ascii="Arial" w:hAnsi="Arial" w:cs="Arial"/>
+          <w:sz w:val="32"/>
+          <w:szCs w:val="32"/>
+        </w:rPr>
+      </w:pPr>
+      <w:r>
+        <w:rPr>
+          <w:rFonts w:ascii="Arial" w:hAnsi="Arial" w:cs="Arial"/>
+          <w:b/>
+          <w:bCs/>
+          <w:sz w:val="32"/>
+          <w:szCs w:val="32"/>
+          <w:u w:val="single"/>
+        </w:rPr>
+        <w:t>GitHub URL of Complete Project</w:t>
+      </w:r>
+      <w:r>
+        <w:rPr>
+          <w:rFonts w:ascii="Arial" w:hAnsi="Arial" w:cs="Arial"/>
+          <w:sz w:val="32"/>
+          <w:szCs w:val="32"/>
+        </w:rPr>
+        <w:t xml:space="preserve"> - </w:t>
+      </w:r>
+      <w:r>
+        <w:rPr>
+          <w:rFonts w:ascii="Arial" w:hAnsi="Arial" w:cs="Arial"/>
+          <w:sz w:val="32"/>
+          <w:szCs w:val="32"/>
+        </w:rPr>
+        <w:br/>
+      </w:r>
+      <w:r>
+        <w:rPr>
+          <w:rFonts w:ascii="Arial" w:hAnsi="Arial" w:cs="Arial"/>
+          <w:sz w:val="32"/>
+          <w:szCs w:val="32"/>
+        </w:rPr>
+        <w:br/>
+      </w:r>
+      <w:r>
+        <w:rPr>
+          <w:rFonts w:ascii="Arial" w:hAnsi="Arial" w:cs="Arial"/>
+          <w:sz w:val="32"/>
+          <w:szCs w:val="32"/>
+        </w:rPr>
+        <w:t>https://github.com/adchow31/heart-disease-mlops-assignment01</w:t>
+      </w:r>
+    </w:p>
+    <w:p>
+      <w:pPr>
+        <w:jc w:val="center"/>
+        <w:rPr>
+          <w:rFonts w:ascii="Arial" w:hAnsi="Arial" w:cs="Arial"/>
+          <w:sz w:val="32"/>
+          <w:szCs w:val="32"/>
+        </w:rPr>
+      </w:pPr>
       <w:r>
         <w:rPr>
           <w:rFonts w:ascii="Arial" w:hAnsi="Arial" w:cs="Arial"/>
@@ -573,6 +646,7 @@
       <w:r>
         <w:rPr>
           <w:rFonts w:ascii="Arial" w:hAnsi="Arial" w:cs="Arial"/>
+          <w:noProof/>
         </w:rPr>
         <w:lastRenderedPageBreak/>
         <w:drawing>
@@ -2906,43 +2980,6 @@
     </w:p>
     <w:p>
       <w:pPr>
-        <w:spacing w:after="160" w:line="276" w:lineRule="auto"/>
-        <w:rPr>
-          <w:rFonts w:ascii="Arial" w:hAnsi="Arial" w:cs="Arial"/>
-        </w:rPr>
-      </w:pPr>
-      <w:r>
-        <w:rPr>
-          <w:rFonts w:ascii="Arial" w:hAnsi="Arial" w:cs="Arial"/>
-          <w:i/>
-          <w:iCs/>
-          <w:color w:val="AA5500"/>
-        </w:rPr>
-        <w:t xml:space="preserve">[Insert </w:t>
-      </w:r>
-      <w:proofErr w:type="spellStart"/>
-      <w:r>
-        <w:rPr>
-          <w:rFonts w:ascii="Arial" w:hAnsi="Arial" w:cs="Arial"/>
-          <w:i/>
-          <w:iCs/>
-          <w:color w:val="AA5500"/>
-        </w:rPr>
-        <w:t>MLflow</w:t>
-      </w:r>
-      <w:proofErr w:type="spellEnd"/>
-      <w:r>
-        <w:rPr>
-          <w:rFonts w:ascii="Arial" w:hAnsi="Arial" w:cs="Arial"/>
-          <w:i/>
-          <w:iCs/>
-          <w:color w:val="AA5500"/>
-        </w:rPr>
-        <w:t xml:space="preserve"> UI screenshot here — run the command above, open the heart-disease-classification experiment, and screenshot the run comparison table and one run's artifact view.]</w:t>
-      </w:r>
-    </w:p>
-    <w:p>
-      <w:pPr>
         <w:pStyle w:val="Heading1"/>
         <w:spacing w:before="360" w:after="160"/>
         <w:rPr>
@@ -3108,22 +3145,28 @@
         <w:rPr>
           <w:rFonts w:ascii="Arial" w:hAnsi="Arial" w:cs="Arial"/>
         </w:rPr>
+        <w:t xml:space="preserve">Before trusting the saved file, I ran a reload sanity check in the notebook itself: load the model back from disk with </w:t>
+      </w:r>
+      <w:proofErr w:type="spellStart"/>
+      <w:r>
+        <w:rPr>
+          <w:rFonts w:ascii="Arial" w:hAnsi="Arial" w:cs="Arial"/>
+        </w:rPr>
+        <w:t>joblib</w:t>
+      </w:r>
+      <w:proofErr w:type="spellEnd"/>
+      <w:r>
+        <w:rPr>
+          <w:rFonts w:ascii="Arial" w:hAnsi="Arial" w:cs="Arial"/>
+        </w:rPr>
+        <w:t xml:space="preserve">, predict on the same test row, and assert the probability matches the in-memory model bit-for-bit. </w:t>
+      </w:r>
+      <w:r>
+        <w:rPr>
+          <w:rFonts w:ascii="Arial" w:hAnsi="Arial" w:cs="Arial"/>
+        </w:rPr>
         <w:lastRenderedPageBreak/>
-        <w:t xml:space="preserve">Before trusting the saved file, I ran a reload sanity check in the notebook itself: load the model back from disk with </w:t>
-      </w:r>
-      <w:proofErr w:type="spellStart"/>
-      <w:r>
-        <w:rPr>
-          <w:rFonts w:ascii="Arial" w:hAnsi="Arial" w:cs="Arial"/>
-        </w:rPr>
-        <w:t>joblib</w:t>
-      </w:r>
-      <w:proofErr w:type="spellEnd"/>
-      <w:r>
-        <w:rPr>
-          <w:rFonts w:ascii="Arial" w:hAnsi="Arial" w:cs="Arial"/>
-        </w:rPr>
-        <w:t>, predict on the same test row, and assert the probability matches the in-memory model bit-for-bit. This caught nothing on this run, but it’s the kind of check that would have caught a serialization bug immediately rather than silently shipping a broken model.</w:t>
+        <w:t>This caught nothing on this run, but it’s the kind of check that would have caught a serialization bug immediately rather than silently shipping a broken model.</w:t>
       </w:r>
     </w:p>
     <w:p>
@@ -3342,6 +3385,19 @@
         </w:rPr>
         <w:t>Every stage fails loudly: a lint error stops the pipeline before training even starts, and the Docker smoke test greps the actual health-check response rather than just checking the container started. Artifacts (trained model, coverage report, smoke-test logs) are uploaded from every run and kept for 14 days, satisfying the “artifacts/logging for each workflow run” requirement.</w:t>
       </w:r>
+      <w:r>
+        <w:rPr>
+          <w:rFonts w:ascii="Arial" w:hAnsi="Arial" w:cs="Arial"/>
+        </w:rPr>
+        <w:br/>
+      </w:r>
+      <w:r>
+        <w:rPr>
+          <w:rFonts w:ascii="Arial" w:hAnsi="Arial" w:cs="Arial"/>
+        </w:rPr>
+        <w:br/>
+        <w:t xml:space="preserve">Git commands and relevant screenshots – </w:t>
+      </w:r>
     </w:p>
     <w:p>
       <w:pPr>
@@ -3353,231 +3409,12 @@
       <w:r>
         <w:rPr>
           <w:rFonts w:ascii="Arial" w:hAnsi="Arial" w:cs="Arial"/>
-          <w:i/>
-          <w:iCs/>
-          <w:color w:val="AA5500"/>
-        </w:rPr>
-        <w:t>[Insert a screenshot of the green GitHub Actions run — the Actions tab on your repo, showing all four jobs passing — once you've pushed to GitHub.]</w:t>
-      </w:r>
-    </w:p>
-    <w:p>
-      <w:pPr>
-        <w:pStyle w:val="Heading2"/>
-        <w:spacing w:before="260" w:after="120"/>
-        <w:rPr>
-          <w:rFonts w:ascii="Arial" w:hAnsi="Arial" w:cs="Arial"/>
-        </w:rPr>
-      </w:pPr>
-      <w:r>
-        <w:rPr>
-          <w:rFonts w:ascii="Arial" w:hAnsi="Arial" w:cs="Arial"/>
-        </w:rPr>
-        <w:t>8.1 Unit Tests</w:t>
-      </w:r>
-    </w:p>
-    <w:p>
-      <w:pPr>
-        <w:spacing w:after="160" w:line="276" w:lineRule="auto"/>
-        <w:rPr>
-          <w:rFonts w:ascii="Arial" w:hAnsi="Arial" w:cs="Arial"/>
-        </w:rPr>
-      </w:pPr>
-      <w:r>
-        <w:rPr>
-          <w:rFonts w:ascii="Arial" w:hAnsi="Arial" w:cs="Arial"/>
-        </w:rPr>
-        <w:t xml:space="preserve">My </w:t>
-      </w:r>
-      <w:proofErr w:type="spellStart"/>
-      <w:r>
-        <w:rPr>
-          <w:rFonts w:ascii="Arial" w:hAnsi="Arial" w:cs="Arial"/>
-        </w:rPr>
-        <w:t>pytest</w:t>
-      </w:r>
-      <w:proofErr w:type="spellEnd"/>
-      <w:r>
-        <w:rPr>
-          <w:rFonts w:ascii="Arial" w:hAnsi="Arial" w:cs="Arial"/>
-        </w:rPr>
-        <w:t xml:space="preserve"> suite has 20 tests across three files:</w:t>
-      </w:r>
-    </w:p>
-    <w:p>
-      <w:pPr>
-        <w:pStyle w:val="ListParagraph"/>
-        <w:numPr>
-          <w:ilvl w:val="0"/>
-          <w:numId w:val="2"/>
-        </w:numPr>
-        <w:spacing w:after="80"/>
-        <w:rPr>
-          <w:rFonts w:ascii="Arial" w:hAnsi="Arial" w:cs="Arial"/>
-        </w:rPr>
-      </w:pPr>
-      <w:r>
-        <w:rPr>
-          <w:rFonts w:ascii="Arial" w:hAnsi="Arial" w:cs="Arial"/>
-        </w:rPr>
-        <w:t>tests/test_data_processing.py — missing-value coercion, imputation, target binarization, and schema checks, using a small synthetic frame with the same ‘?’ missing-value convention as the real UCI file</w:t>
-      </w:r>
-    </w:p>
-    <w:p>
-      <w:pPr>
-        <w:pStyle w:val="ListParagraph"/>
-        <w:numPr>
-          <w:ilvl w:val="0"/>
-          <w:numId w:val="2"/>
-        </w:numPr>
-        <w:spacing w:after="80"/>
-        <w:rPr>
-          <w:rFonts w:ascii="Arial" w:hAnsi="Arial" w:cs="Arial"/>
-        </w:rPr>
-      </w:pPr>
-      <w:r>
-        <w:rPr>
-          <w:rFonts w:ascii="Arial" w:hAnsi="Arial" w:cs="Arial"/>
-        </w:rPr>
-        <w:t>tests/test_model.py — the saved model loads correctly, predictions are valid probabilities that sum to 1, predictions are deterministic, and a regression guard that fails the build if a future retrain drops below 75% ROC-AUC or 70% accuracy</w:t>
-      </w:r>
-    </w:p>
-    <w:p>
-      <w:pPr>
-        <w:pStyle w:val="ListParagraph"/>
-        <w:numPr>
-          <w:ilvl w:val="0"/>
-          <w:numId w:val="2"/>
-        </w:numPr>
-        <w:spacing w:after="80"/>
-        <w:rPr>
-          <w:rFonts w:ascii="Arial" w:hAnsi="Arial" w:cs="Arial"/>
-        </w:rPr>
-      </w:pPr>
-      <w:r>
-        <w:rPr>
-          <w:rFonts w:ascii="Arial" w:hAnsi="Arial" w:cs="Arial"/>
-        </w:rPr>
-        <w:t>tests/test_api.py — health check, a valid /predict call, three different malformed-input cases (missing field, out-of-range value, wrong type — all correctly return 422), a check that every response carries a request ID header, and a check that /metrics exposes Prometheus-format output</w:t>
-      </w:r>
-    </w:p>
-    <w:p>
-      <w:pPr>
-        <w:spacing w:after="160" w:line="276" w:lineRule="auto"/>
-        <w:rPr>
-          <w:rFonts w:ascii="Arial" w:hAnsi="Arial" w:cs="Arial"/>
-        </w:rPr>
-      </w:pPr>
-      <w:r>
-        <w:rPr>
-          <w:rFonts w:ascii="Arial" w:hAnsi="Arial" w:cs="Arial"/>
-        </w:rPr>
-        <w:t xml:space="preserve">All 20 tests pass locally with </w:t>
-      </w:r>
-      <w:proofErr w:type="spellStart"/>
-      <w:r>
-        <w:rPr>
-          <w:rFonts w:ascii="Arial" w:hAnsi="Arial" w:cs="Arial"/>
-        </w:rPr>
-        <w:t>pytest</w:t>
-      </w:r>
-      <w:proofErr w:type="spellEnd"/>
-      <w:r>
-        <w:rPr>
-          <w:rFonts w:ascii="Arial" w:hAnsi="Arial" w:cs="Arial"/>
-        </w:rPr>
-        <w:t xml:space="preserve"> tests/ -v, and the same command is what CI runs.</w:t>
-      </w:r>
-    </w:p>
-    <w:p>
-      <w:pPr>
-        <w:pStyle w:val="Heading1"/>
-        <w:spacing w:before="360" w:after="160"/>
-        <w:rPr>
-          <w:rFonts w:ascii="Arial" w:hAnsi="Arial" w:cs="Arial"/>
-        </w:rPr>
-      </w:pPr>
-      <w:r>
-        <w:rPr>
-          <w:rFonts w:ascii="Arial" w:hAnsi="Arial" w:cs="Arial"/>
-        </w:rPr>
-        <w:t>9. Model Containerization</w:t>
-      </w:r>
-    </w:p>
-    <w:p>
-      <w:pPr>
-        <w:spacing w:after="160" w:line="276" w:lineRule="auto"/>
-        <w:rPr>
-          <w:rFonts w:ascii="Arial" w:hAnsi="Arial" w:cs="Arial"/>
-        </w:rPr>
-      </w:pPr>
-      <w:r>
-        <w:rPr>
-          <w:rFonts w:ascii="Arial" w:hAnsi="Arial" w:cs="Arial"/>
-        </w:rPr>
-        <w:t xml:space="preserve">I built a </w:t>
-      </w:r>
-      <w:proofErr w:type="spellStart"/>
-      <w:r>
-        <w:rPr>
-          <w:rFonts w:ascii="Arial" w:hAnsi="Arial" w:cs="Arial"/>
-        </w:rPr>
-        <w:t>Dockerfile</w:t>
-      </w:r>
-      <w:proofErr w:type="spellEnd"/>
-      <w:r>
-        <w:rPr>
-          <w:rFonts w:ascii="Arial" w:hAnsi="Arial" w:cs="Arial"/>
-        </w:rPr>
-        <w:t xml:space="preserve"> around a lean python:3.12-slim base image, installing only the runtime dependencies needed for inference (requirements-api.txt — no matplotlib, seaborn, </w:t>
-      </w:r>
-      <w:proofErr w:type="spellStart"/>
-      <w:r>
-        <w:rPr>
-          <w:rFonts w:ascii="Arial" w:hAnsi="Arial" w:cs="Arial"/>
-        </w:rPr>
-        <w:t>mlflow</w:t>
-      </w:r>
-      <w:proofErr w:type="spellEnd"/>
-      <w:r>
-        <w:rPr>
-          <w:rFonts w:ascii="Arial" w:hAnsi="Arial" w:cs="Arial"/>
-        </w:rPr>
-        <w:t>, or Jupyter, since those are training-time-only). The image copies in the API code and the trained model, runs as a non-root user, and defines a HEALTHCHECK that polls /health.</w:t>
-      </w:r>
-    </w:p>
-    <w:p>
-      <w:pPr>
-        <w:spacing w:after="160" w:line="276" w:lineRule="auto"/>
-        <w:rPr>
-          <w:rFonts w:ascii="Arial" w:hAnsi="Arial" w:cs="Arial"/>
-        </w:rPr>
-      </w:pPr>
-      <w:r>
-        <w:rPr>
-          <w:rFonts w:ascii="Arial" w:hAnsi="Arial" w:cs="Arial"/>
-        </w:rPr>
-        <w:t>I verified the container end-to-end on my own machine: built the image, ran it, and hit both endpoints with curl.</w:t>
-      </w:r>
-    </w:p>
-    <w:p>
-      <w:pPr>
-        <w:spacing w:before="120" w:after="200"/>
-        <w:jc w:val="center"/>
-        <w:rPr>
-          <w:rFonts w:ascii="Arial" w:hAnsi="Arial" w:cs="Arial"/>
-        </w:rPr>
-      </w:pPr>
-      <w:r>
-        <w:rPr>
-          <w:rFonts w:ascii="Arial" w:hAnsi="Arial" w:cs="Arial"/>
-          <w:noProof/>
-        </w:rPr>
-        <w:lastRenderedPageBreak/>
+        </w:rPr>
         <w:drawing>
-          <wp:inline distT="0" distB="0" distL="0" distR="0" wp14:anchorId="2D732C09" wp14:editId="366D21B3">
-            <wp:extent cx="5305425" cy="2847975"/>
-            <wp:effectExtent l="0" t="0" r="0" b="0"/>
-            <wp:docPr id="255392642" name="Picture 255392642"/>
+          <wp:inline distT="0" distB="0" distL="0" distR="0" wp14:anchorId="263294FB" wp14:editId="34997582">
+            <wp:extent cx="6163310" cy="3465195"/>
+            <wp:effectExtent l="0" t="0" r="8890" b="1905"/>
+            <wp:docPr id="275263534" name="Picture 1"/>
             <wp:cNvGraphicFramePr>
               <a:graphicFrameLocks xmlns:a="http://schemas.openxmlformats.org/drawingml/2006/main" noChangeAspect="1"/>
             </wp:cNvGraphicFramePr>
@@ -3585,22 +3422,19 @@
               <a:graphicData uri="http://schemas.openxmlformats.org/drawingml/2006/picture">
                 <pic:pic xmlns:pic="http://schemas.openxmlformats.org/drawingml/2006/picture">
                   <pic:nvPicPr>
-                    <pic:cNvPr id="0" name=""/>
-                    <pic:cNvPicPr>
-                      <a:picLocks noChangeAspect="1" noChangeArrowheads="1"/>
-                    </pic:cNvPicPr>
+                    <pic:cNvPr id="275263534" name=""/>
+                    <pic:cNvPicPr/>
                   </pic:nvPicPr>
                   <pic:blipFill>
                     <a:blip r:embed="rId17"/>
-                    <a:srcRect/>
                     <a:stretch>
                       <a:fillRect/>
                     </a:stretch>
                   </pic:blipFill>
-                  <pic:spPr bwMode="auto">
+                  <pic:spPr>
                     <a:xfrm>
                       <a:off x="0" y="0"/>
-                      <a:ext cx="5305425" cy="2847975"/>
+                      <a:ext cx="6163310" cy="3465195"/>
                     </a:xfrm>
                     <a:prstGeom prst="rect">
                       <a:avLst/>
@@ -3615,42 +3449,21 @@
     </w:p>
     <w:p>
       <w:pPr>
-        <w:spacing w:after="200"/>
-        <w:jc w:val="center"/>
-        <w:rPr>
-          <w:rFonts w:ascii="Arial" w:hAnsi="Arial" w:cs="Arial"/>
-        </w:rPr>
-      </w:pPr>
-      <w:r>
-        <w:rPr>
-          <w:rFonts w:ascii="Arial" w:hAnsi="Arial" w:cs="Arial"/>
-          <w:i/>
-          <w:iCs/>
-          <w:color w:val="555555"/>
-          <w:sz w:val="18"/>
-          <w:szCs w:val="18"/>
-        </w:rPr>
-        <w:t>Figure 8: Docker build (15/15 steps, FINISHED) followed by docker run, exposing port 8000.</w:t>
-      </w:r>
-    </w:p>
-    <w:p>
-      <w:pPr>
-        <w:spacing w:before="120" w:after="200"/>
-        <w:jc w:val="center"/>
-        <w:rPr>
-          <w:rFonts w:ascii="Arial" w:hAnsi="Arial" w:cs="Arial"/>
-        </w:rPr>
-      </w:pPr>
-      <w:r>
-        <w:rPr>
-          <w:rFonts w:ascii="Arial" w:hAnsi="Arial" w:cs="Arial"/>
-          <w:noProof/>
-        </w:rPr>
+        <w:spacing w:after="160" w:line="276" w:lineRule="auto"/>
+        <w:rPr>
+          <w:rFonts w:ascii="Arial" w:hAnsi="Arial" w:cs="Arial"/>
+        </w:rPr>
+      </w:pPr>
+      <w:r>
+        <w:rPr>
+          <w:rFonts w:ascii="Arial" w:hAnsi="Arial" w:cs="Arial"/>
+        </w:rPr>
+        <w:lastRenderedPageBreak/>
         <w:drawing>
-          <wp:inline distT="0" distB="0" distL="0" distR="0" wp14:anchorId="13B28DFF" wp14:editId="43FE2B6E">
-            <wp:extent cx="4752975" cy="2390775"/>
-            <wp:effectExtent l="0" t="0" r="0" b="0"/>
-            <wp:docPr id="1430977293" name="Picture 1430977293"/>
+          <wp:inline distT="0" distB="0" distL="0" distR="0" wp14:anchorId="05E603BC" wp14:editId="729AA4B2">
+            <wp:extent cx="6163310" cy="3960495"/>
+            <wp:effectExtent l="0" t="0" r="8890" b="1905"/>
+            <wp:docPr id="1094294979" name="Picture 1"/>
             <wp:cNvGraphicFramePr>
               <a:graphicFrameLocks xmlns:a="http://schemas.openxmlformats.org/drawingml/2006/main" noChangeAspect="1"/>
             </wp:cNvGraphicFramePr>
@@ -3658,22 +3471,19 @@
               <a:graphicData uri="http://schemas.openxmlformats.org/drawingml/2006/picture">
                 <pic:pic xmlns:pic="http://schemas.openxmlformats.org/drawingml/2006/picture">
                   <pic:nvPicPr>
-                    <pic:cNvPr id="0" name=""/>
-                    <pic:cNvPicPr>
-                      <a:picLocks noChangeAspect="1" noChangeArrowheads="1"/>
-                    </pic:cNvPicPr>
+                    <pic:cNvPr id="1094294979" name=""/>
+                    <pic:cNvPicPr/>
                   </pic:nvPicPr>
                   <pic:blipFill>
                     <a:blip r:embed="rId18"/>
-                    <a:srcRect/>
                     <a:stretch>
                       <a:fillRect/>
                     </a:stretch>
                   </pic:blipFill>
-                  <pic:spPr bwMode="auto">
+                  <pic:spPr>
                     <a:xfrm>
                       <a:off x="0" y="0"/>
-                      <a:ext cx="4752975" cy="2390775"/>
+                      <a:ext cx="6163310" cy="3960495"/>
                     </a:xfrm>
                     <a:prstGeom prst="rect">
                       <a:avLst/>
@@ -3688,66 +3498,32 @@
     </w:p>
     <w:p>
       <w:pPr>
-        <w:spacing w:after="200"/>
-        <w:jc w:val="center"/>
-        <w:rPr>
-          <w:rFonts w:ascii="Arial" w:hAnsi="Arial" w:cs="Arial"/>
-        </w:rPr>
-      </w:pPr>
-      <w:r>
-        <w:rPr>
-          <w:rFonts w:ascii="Arial" w:hAnsi="Arial" w:cs="Arial"/>
-          <w:i/>
-          <w:iCs/>
-          <w:color w:val="555555"/>
-          <w:sz w:val="18"/>
-          <w:szCs w:val="18"/>
-        </w:rPr>
-        <w:t>Figure 9: curl http://localhost:8000/health returning a healthy response with the loaded model name (</w:t>
-      </w:r>
-      <w:proofErr w:type="spellStart"/>
-      <w:r>
-        <w:rPr>
-          <w:rFonts w:ascii="Arial" w:hAnsi="Arial" w:cs="Arial"/>
-          <w:i/>
-          <w:iCs/>
-          <w:color w:val="555555"/>
-          <w:sz w:val="18"/>
-          <w:szCs w:val="18"/>
-        </w:rPr>
-        <w:t>random_forest</w:t>
-      </w:r>
-      <w:proofErr w:type="spellEnd"/>
-      <w:r>
-        <w:rPr>
-          <w:rFonts w:ascii="Arial" w:hAnsi="Arial" w:cs="Arial"/>
-          <w:i/>
-          <w:iCs/>
-          <w:color w:val="555555"/>
-          <w:sz w:val="18"/>
-          <w:szCs w:val="18"/>
-        </w:rPr>
-        <w:t>).</w:t>
-      </w:r>
-    </w:p>
-    <w:p>
-      <w:pPr>
-        <w:spacing w:before="120" w:after="200"/>
-        <w:jc w:val="center"/>
-        <w:rPr>
-          <w:rFonts w:ascii="Arial" w:hAnsi="Arial" w:cs="Arial"/>
-        </w:rPr>
-      </w:pPr>
-      <w:r>
-        <w:rPr>
-          <w:rFonts w:ascii="Arial" w:hAnsi="Arial" w:cs="Arial"/>
-          <w:noProof/>
+        <w:spacing w:after="160" w:line="276" w:lineRule="auto"/>
+        <w:rPr>
+          <w:rFonts w:ascii="Arial" w:hAnsi="Arial" w:cs="Arial"/>
+        </w:rPr>
+      </w:pPr>
+      <w:r>
+        <w:rPr>
+          <w:rFonts w:ascii="Arial" w:hAnsi="Arial" w:cs="Arial"/>
+        </w:rPr>
+        <w:br/>
+      </w:r>
+      <w:r>
+        <w:rPr>
+          <w:rFonts w:ascii="Arial" w:hAnsi="Arial" w:cs="Arial"/>
+        </w:rPr>
+        <w:br/>
+      </w:r>
+      <w:r>
+        <w:rPr>
+          <w:rFonts w:ascii="Arial" w:hAnsi="Arial" w:cs="Arial"/>
         </w:rPr>
         <w:drawing>
-          <wp:inline distT="0" distB="0" distL="0" distR="0" wp14:anchorId="08D4F2DB" wp14:editId="6C757181">
-            <wp:extent cx="4019550" cy="2600325"/>
-            <wp:effectExtent l="0" t="0" r="0" b="0"/>
-            <wp:docPr id="535044968" name="Picture 535044968"/>
+          <wp:inline distT="0" distB="0" distL="0" distR="0" wp14:anchorId="67815B2C" wp14:editId="0FF68137">
+            <wp:extent cx="6163310" cy="3331845"/>
+            <wp:effectExtent l="0" t="0" r="8890" b="1905"/>
+            <wp:docPr id="938557592" name="Picture 1"/>
             <wp:cNvGraphicFramePr>
               <a:graphicFrameLocks xmlns:a="http://schemas.openxmlformats.org/drawingml/2006/main" noChangeAspect="1"/>
             </wp:cNvGraphicFramePr>
@@ -3755,22 +3531,19 @@
               <a:graphicData uri="http://schemas.openxmlformats.org/drawingml/2006/picture">
                 <pic:pic xmlns:pic="http://schemas.openxmlformats.org/drawingml/2006/picture">
                   <pic:nvPicPr>
-                    <pic:cNvPr id="0" name=""/>
-                    <pic:cNvPicPr>
-                      <a:picLocks noChangeAspect="1" noChangeArrowheads="1"/>
-                    </pic:cNvPicPr>
+                    <pic:cNvPr id="938557592" name=""/>
+                    <pic:cNvPicPr/>
                   </pic:nvPicPr>
                   <pic:blipFill>
                     <a:blip r:embed="rId19"/>
-                    <a:srcRect/>
                     <a:stretch>
                       <a:fillRect/>
                     </a:stretch>
                   </pic:blipFill>
-                  <pic:spPr bwMode="auto">
+                  <pic:spPr>
                     <a:xfrm>
                       <a:off x="0" y="0"/>
-                      <a:ext cx="4019550" cy="2600325"/>
+                      <a:ext cx="6163310" cy="3331845"/>
                     </a:xfrm>
                     <a:prstGeom prst="rect">
                       <a:avLst/>
@@ -3785,26 +3558,6 @@
     </w:p>
     <w:p>
       <w:pPr>
-        <w:spacing w:after="200"/>
-        <w:jc w:val="center"/>
-        <w:rPr>
-          <w:rFonts w:ascii="Arial" w:hAnsi="Arial" w:cs="Arial"/>
-        </w:rPr>
-      </w:pPr>
-      <w:r>
-        <w:rPr>
-          <w:rFonts w:ascii="Arial" w:hAnsi="Arial" w:cs="Arial"/>
-          <w:i/>
-          <w:iCs/>
-          <w:color w:val="555555"/>
-          <w:sz w:val="18"/>
-          <w:szCs w:val="18"/>
-        </w:rPr>
-        <w:t>Figure 10: Container logs showing the model loading on startup and structured request logs for every subsequent call, with a unique request ID, method, path, status code, and duration.</w:t>
-      </w:r>
-    </w:p>
-    <w:p>
-      <w:pPr>
         <w:spacing w:after="160" w:line="276" w:lineRule="auto"/>
         <w:rPr>
           <w:rFonts w:ascii="Arial" w:hAnsi="Arial" w:cs="Arial"/>
@@ -3815,27 +3568,11 @@
           <w:rFonts w:ascii="Arial" w:hAnsi="Arial" w:cs="Arial"/>
         </w:rPr>
         <w:lastRenderedPageBreak/>
-        <w:t>I also exercised the API through the auto-generated Swagger UI at /docs, which is a convenient way to demonstrate the /predict contract without writing a separate client.</w:t>
-      </w:r>
-    </w:p>
-    <w:p>
-      <w:pPr>
-        <w:spacing w:before="120" w:after="200"/>
-        <w:jc w:val="center"/>
-        <w:rPr>
-          <w:rFonts w:ascii="Arial" w:hAnsi="Arial" w:cs="Arial"/>
-        </w:rPr>
-      </w:pPr>
-      <w:r>
-        <w:rPr>
-          <w:rFonts w:ascii="Arial" w:hAnsi="Arial" w:cs="Arial"/>
-          <w:noProof/>
-        </w:rPr>
         <w:drawing>
-          <wp:inline distT="0" distB="0" distL="0" distR="0" wp14:anchorId="709059AC" wp14:editId="6CCD0668">
-            <wp:extent cx="5305425" cy="3114675"/>
-            <wp:effectExtent l="0" t="0" r="0" b="0"/>
-            <wp:docPr id="1085948497" name="Picture 1085948497"/>
+          <wp:inline distT="0" distB="0" distL="0" distR="0" wp14:anchorId="7CDA84F3" wp14:editId="4B455B7A">
+            <wp:extent cx="6163310" cy="3321050"/>
+            <wp:effectExtent l="0" t="0" r="8890" b="0"/>
+            <wp:docPr id="740382867" name="Picture 1"/>
             <wp:cNvGraphicFramePr>
               <a:graphicFrameLocks xmlns:a="http://schemas.openxmlformats.org/drawingml/2006/main" noChangeAspect="1"/>
             </wp:cNvGraphicFramePr>
@@ -3843,22 +3580,19 @@
               <a:graphicData uri="http://schemas.openxmlformats.org/drawingml/2006/picture">
                 <pic:pic xmlns:pic="http://schemas.openxmlformats.org/drawingml/2006/picture">
                   <pic:nvPicPr>
-                    <pic:cNvPr id="0" name=""/>
-                    <pic:cNvPicPr>
-                      <a:picLocks noChangeAspect="1" noChangeArrowheads="1"/>
-                    </pic:cNvPicPr>
+                    <pic:cNvPr id="740382867" name=""/>
+                    <pic:cNvPicPr/>
                   </pic:nvPicPr>
                   <pic:blipFill>
                     <a:blip r:embed="rId20"/>
-                    <a:srcRect/>
                     <a:stretch>
                       <a:fillRect/>
                     </a:stretch>
                   </pic:blipFill>
-                  <pic:spPr bwMode="auto">
+                  <pic:spPr>
                     <a:xfrm>
                       <a:off x="0" y="0"/>
-                      <a:ext cx="5305425" cy="3114675"/>
+                      <a:ext cx="6163310" cy="3321050"/>
                     </a:xfrm>
                     <a:prstGeom prst="rect">
                       <a:avLst/>
@@ -3873,66 +3607,156 @@
     </w:p>
     <w:p>
       <w:pPr>
-        <w:spacing w:after="200"/>
-        <w:jc w:val="center"/>
-        <w:rPr>
-          <w:rFonts w:ascii="Arial" w:hAnsi="Arial" w:cs="Arial"/>
-        </w:rPr>
-      </w:pPr>
-      <w:r>
-        <w:rPr>
-          <w:rFonts w:ascii="Arial" w:hAnsi="Arial" w:cs="Arial"/>
-          <w:i/>
-          <w:iCs/>
-          <w:color w:val="555555"/>
-          <w:sz w:val="18"/>
-          <w:szCs w:val="18"/>
-        </w:rPr>
-        <w:t xml:space="preserve">Figure 11: </w:t>
-      </w:r>
-      <w:proofErr w:type="spellStart"/>
-      <w:r>
-        <w:rPr>
-          <w:rFonts w:ascii="Arial" w:hAnsi="Arial" w:cs="Arial"/>
-          <w:i/>
-          <w:iCs/>
-          <w:color w:val="555555"/>
-          <w:sz w:val="18"/>
-          <w:szCs w:val="18"/>
-        </w:rPr>
-        <w:t>FastAPI’s</w:t>
-      </w:r>
-      <w:proofErr w:type="spellEnd"/>
-      <w:r>
-        <w:rPr>
-          <w:rFonts w:ascii="Arial" w:hAnsi="Arial" w:cs="Arial"/>
-          <w:i/>
-          <w:iCs/>
-          <w:color w:val="555555"/>
-          <w:sz w:val="18"/>
-          <w:szCs w:val="18"/>
-        </w:rPr>
-        <w:t xml:space="preserve"> Swagger UI listing the /, /health, and /predict endpoints, plus the request/response schemas.</w:t>
-      </w:r>
-    </w:p>
-    <w:p>
-      <w:pPr>
-        <w:spacing w:before="120" w:after="200"/>
-        <w:jc w:val="center"/>
-        <w:rPr>
-          <w:rFonts w:ascii="Arial" w:hAnsi="Arial" w:cs="Arial"/>
-        </w:rPr>
-      </w:pPr>
-      <w:r>
-        <w:rPr>
-          <w:rFonts w:ascii="Arial" w:hAnsi="Arial" w:cs="Arial"/>
-          <w:noProof/>
+        <w:pStyle w:val="Heading2"/>
+        <w:spacing w:before="260" w:after="120"/>
+        <w:rPr>
+          <w:rFonts w:ascii="Arial" w:hAnsi="Arial" w:cs="Arial"/>
+        </w:rPr>
+      </w:pPr>
+      <w:r>
+        <w:rPr>
+          <w:rFonts w:ascii="Arial" w:hAnsi="Arial" w:cs="Arial"/>
+        </w:rPr>
+        <w:t>8.1 Unit Tests</w:t>
+      </w:r>
+    </w:p>
+    <w:p>
+      <w:pPr>
+        <w:spacing w:after="160" w:line="276" w:lineRule="auto"/>
+        <w:rPr>
+          <w:rFonts w:ascii="Arial" w:hAnsi="Arial" w:cs="Arial"/>
+        </w:rPr>
+      </w:pPr>
+      <w:r>
+        <w:rPr>
+          <w:rFonts w:ascii="Arial" w:hAnsi="Arial" w:cs="Arial"/>
+        </w:rPr>
+        <w:t xml:space="preserve">My </w:t>
+      </w:r>
+      <w:proofErr w:type="spellStart"/>
+      <w:r>
+        <w:rPr>
+          <w:rFonts w:ascii="Arial" w:hAnsi="Arial" w:cs="Arial"/>
+        </w:rPr>
+        <w:t>pytest</w:t>
+      </w:r>
+      <w:proofErr w:type="spellEnd"/>
+      <w:r>
+        <w:rPr>
+          <w:rFonts w:ascii="Arial" w:hAnsi="Arial" w:cs="Arial"/>
+        </w:rPr>
+        <w:t xml:space="preserve"> suite has 20 tests across three files:</w:t>
+      </w:r>
+    </w:p>
+    <w:p>
+      <w:pPr>
+        <w:pStyle w:val="ListParagraph"/>
+        <w:numPr>
+          <w:ilvl w:val="0"/>
+          <w:numId w:val="2"/>
+        </w:numPr>
+        <w:spacing w:after="80"/>
+        <w:rPr>
+          <w:rFonts w:ascii="Arial" w:hAnsi="Arial" w:cs="Arial"/>
+        </w:rPr>
+      </w:pPr>
+      <w:r>
+        <w:rPr>
+          <w:rFonts w:ascii="Arial" w:hAnsi="Arial" w:cs="Arial"/>
+        </w:rPr>
+        <w:t>tests/test_data_processing.py — missing-value coercion, imputation, target binarization, and schema checks, using a small synthetic frame with the same ‘?’ missing-value convention as the real UCI file</w:t>
+      </w:r>
+    </w:p>
+    <w:p>
+      <w:pPr>
+        <w:pStyle w:val="ListParagraph"/>
+        <w:numPr>
+          <w:ilvl w:val="0"/>
+          <w:numId w:val="2"/>
+        </w:numPr>
+        <w:spacing w:after="80"/>
+        <w:rPr>
+          <w:rFonts w:ascii="Arial" w:hAnsi="Arial" w:cs="Arial"/>
+        </w:rPr>
+      </w:pPr>
+      <w:r>
+        <w:rPr>
+          <w:rFonts w:ascii="Arial" w:hAnsi="Arial" w:cs="Arial"/>
+        </w:rPr>
+        <w:t>tests/test_model.py — the saved model loads correctly, predictions are valid probabilities that sum to 1, predictions are deterministic, and a regression guard that fails the build if a future retrain drops below 75% ROC-AUC or 70% accuracy</w:t>
+      </w:r>
+    </w:p>
+    <w:p>
+      <w:pPr>
+        <w:pStyle w:val="ListParagraph"/>
+        <w:numPr>
+          <w:ilvl w:val="0"/>
+          <w:numId w:val="2"/>
+        </w:numPr>
+        <w:spacing w:after="80"/>
+        <w:rPr>
+          <w:rFonts w:ascii="Arial" w:hAnsi="Arial" w:cs="Arial"/>
+        </w:rPr>
+      </w:pPr>
+      <w:r>
+        <w:rPr>
+          <w:rFonts w:ascii="Arial" w:hAnsi="Arial" w:cs="Arial"/>
+        </w:rPr>
+        <w:t>tests/test_api.py — health check, a valid /predict call, three different malformed-input cases (missing field, out-of-range value, wrong type — all correctly return 422), a check that every response carries a request ID header, and a check that /metrics exposes Prometheus-format output</w:t>
+      </w:r>
+    </w:p>
+    <w:p>
+      <w:pPr>
+        <w:spacing w:after="160" w:line="276" w:lineRule="auto"/>
+        <w:rPr>
+          <w:rFonts w:ascii="Arial" w:hAnsi="Arial" w:cs="Arial"/>
+        </w:rPr>
+      </w:pPr>
+      <w:r>
+        <w:rPr>
+          <w:rFonts w:ascii="Arial" w:hAnsi="Arial" w:cs="Arial"/>
+        </w:rPr>
+        <w:t xml:space="preserve">All 20 tests pass locally with </w:t>
+      </w:r>
+      <w:proofErr w:type="spellStart"/>
+      <w:r>
+        <w:rPr>
+          <w:rFonts w:ascii="Arial" w:hAnsi="Arial" w:cs="Arial"/>
+        </w:rPr>
+        <w:t>pytest</w:t>
+      </w:r>
+      <w:proofErr w:type="spellEnd"/>
+      <w:r>
+        <w:rPr>
+          <w:rFonts w:ascii="Arial" w:hAnsi="Arial" w:cs="Arial"/>
+        </w:rPr>
+        <w:t xml:space="preserve"> tests/ -v, and the same command is what CI runs.</w:t>
+      </w:r>
+    </w:p>
+    <w:p>
+      <w:pPr>
+        <w:spacing w:after="160" w:line="276" w:lineRule="auto"/>
+        <w:rPr>
+          <w:rFonts w:ascii="Arial" w:hAnsi="Arial" w:cs="Arial"/>
+        </w:rPr>
+      </w:pPr>
+    </w:p>
+    <w:p>
+      <w:pPr>
+        <w:spacing w:after="160" w:line="276" w:lineRule="auto"/>
+        <w:rPr>
+          <w:rFonts w:ascii="Arial" w:hAnsi="Arial" w:cs="Arial"/>
+        </w:rPr>
+      </w:pPr>
+      <w:r>
+        <w:rPr>
+          <w:rFonts w:ascii="Arial" w:hAnsi="Arial" w:cs="Arial"/>
         </w:rPr>
         <w:drawing>
-          <wp:inline distT="0" distB="0" distL="0" distR="0" wp14:anchorId="107BA56B" wp14:editId="7285A10E">
-            <wp:extent cx="5305425" cy="2867025"/>
-            <wp:effectExtent l="0" t="0" r="0" b="0"/>
-            <wp:docPr id="556054975" name="Picture 556054975"/>
+          <wp:inline distT="0" distB="0" distL="0" distR="0" wp14:anchorId="65FBEFA2" wp14:editId="5FA63D1E">
+            <wp:extent cx="6163310" cy="3314700"/>
+            <wp:effectExtent l="0" t="0" r="8890" b="0"/>
+            <wp:docPr id="150324167" name="Picture 1"/>
             <wp:cNvGraphicFramePr>
               <a:graphicFrameLocks xmlns:a="http://schemas.openxmlformats.org/drawingml/2006/main" noChangeAspect="1"/>
             </wp:cNvGraphicFramePr>
@@ -3940,22 +3764,19 @@
               <a:graphicData uri="http://schemas.openxmlformats.org/drawingml/2006/picture">
                 <pic:pic xmlns:pic="http://schemas.openxmlformats.org/drawingml/2006/picture">
                   <pic:nvPicPr>
-                    <pic:cNvPr id="0" name=""/>
-                    <pic:cNvPicPr>
-                      <a:picLocks noChangeAspect="1" noChangeArrowheads="1"/>
-                    </pic:cNvPicPr>
+                    <pic:cNvPr id="150324167" name=""/>
+                    <pic:cNvPicPr/>
                   </pic:nvPicPr>
                   <pic:blipFill>
                     <a:blip r:embed="rId21"/>
-                    <a:srcRect/>
                     <a:stretch>
                       <a:fillRect/>
                     </a:stretch>
                   </pic:blipFill>
-                  <pic:spPr bwMode="auto">
+                  <pic:spPr>
                     <a:xfrm>
                       <a:off x="0" y="0"/>
-                      <a:ext cx="5305425" cy="2867025"/>
+                      <a:ext cx="6163310" cy="3314700"/>
                     </a:xfrm>
                     <a:prstGeom prst="rect">
                       <a:avLst/>
@@ -3970,65 +3791,7 @@
     </w:p>
     <w:p>
       <w:pPr>
-        <w:spacing w:after="200"/>
-        <w:jc w:val="center"/>
-        <w:rPr>
-          <w:rFonts w:ascii="Arial" w:hAnsi="Arial" w:cs="Arial"/>
-        </w:rPr>
-      </w:pPr>
-      <w:r>
-        <w:rPr>
-          <w:rFonts w:ascii="Arial" w:hAnsi="Arial" w:cs="Arial"/>
-          <w:i/>
-          <w:iCs/>
-          <w:color w:val="555555"/>
-          <w:sz w:val="18"/>
-          <w:szCs w:val="18"/>
-        </w:rPr>
-        <w:t xml:space="preserve">Figure 12: A live /predict call through Swagger — 200 </w:t>
-      </w:r>
-      <w:proofErr w:type="gramStart"/>
-      <w:r>
-        <w:rPr>
-          <w:rFonts w:ascii="Arial" w:hAnsi="Arial" w:cs="Arial"/>
-          <w:i/>
-          <w:iCs/>
-          <w:color w:val="555555"/>
-          <w:sz w:val="18"/>
-          <w:szCs w:val="18"/>
-        </w:rPr>
-        <w:t>response</w:t>
-      </w:r>
-      <w:proofErr w:type="gramEnd"/>
-      <w:r>
-        <w:rPr>
-          <w:rFonts w:ascii="Arial" w:hAnsi="Arial" w:cs="Arial"/>
-          <w:i/>
-          <w:iCs/>
-          <w:color w:val="555555"/>
-          <w:sz w:val="18"/>
-          <w:szCs w:val="18"/>
-        </w:rPr>
-        <w:t xml:space="preserve"> with prediction, label, confidence, and the model name/version used.</w:t>
-      </w:r>
-    </w:p>
-    <w:p>
-      <w:pPr>
-        <w:rPr>
-          <w:rFonts w:ascii="Arial" w:hAnsi="Arial" w:cs="Arial"/>
-        </w:rPr>
-      </w:pPr>
-      <w:r>
-        <w:rPr>
-          <w:rFonts w:ascii="Arial" w:hAnsi="Arial" w:cs="Arial"/>
-        </w:rPr>
-        <w:br w:type="page"/>
-      </w:r>
-    </w:p>
-    <w:p>
-      <w:pPr>
-        <w:pStyle w:val="Heading1"/>
-        <w:spacing w:before="360" w:after="160"/>
+        <w:spacing w:after="160" w:line="276" w:lineRule="auto"/>
         <w:rPr>
           <w:rFonts w:ascii="Arial" w:hAnsi="Arial" w:cs="Arial"/>
         </w:rPr>
@@ -4038,153 +3801,11 @@
           <w:rFonts w:ascii="Arial" w:hAnsi="Arial" w:cs="Arial"/>
         </w:rPr>
         <w:lastRenderedPageBreak/>
-        <w:t>10. Production Deployment (Kubernetes)</w:t>
-      </w:r>
-    </w:p>
-    <w:p>
-      <w:pPr>
-        <w:spacing w:after="160" w:line="276" w:lineRule="auto"/>
-        <w:rPr>
-          <w:rFonts w:ascii="Arial" w:hAnsi="Arial" w:cs="Arial"/>
-        </w:rPr>
-      </w:pPr>
-      <w:r>
-        <w:rPr>
-          <w:rFonts w:ascii="Arial" w:hAnsi="Arial" w:cs="Arial"/>
-        </w:rPr>
-        <w:t xml:space="preserve">For local Kubernetes I enabled Docker Desktop’s built-in Kubernetes cluster rather than a separate </w:t>
-      </w:r>
-      <w:proofErr w:type="spellStart"/>
-      <w:r>
-        <w:rPr>
-          <w:rFonts w:ascii="Arial" w:hAnsi="Arial" w:cs="Arial"/>
-        </w:rPr>
-        <w:t>Minikube</w:t>
-      </w:r>
-      <w:proofErr w:type="spellEnd"/>
-      <w:r>
-        <w:rPr>
-          <w:rFonts w:ascii="Arial" w:hAnsi="Arial" w:cs="Arial"/>
-        </w:rPr>
-        <w:t xml:space="preserve"> install, since I already had Docker Desktop running. I wrote two manifests: k8s/</w:t>
-      </w:r>
-      <w:proofErr w:type="spellStart"/>
-      <w:r>
-        <w:rPr>
-          <w:rFonts w:ascii="Arial" w:hAnsi="Arial" w:cs="Arial"/>
-        </w:rPr>
-        <w:t>deployment.yaml</w:t>
-      </w:r>
-      <w:proofErr w:type="spellEnd"/>
-      <w:r>
-        <w:rPr>
-          <w:rFonts w:ascii="Arial" w:hAnsi="Arial" w:cs="Arial"/>
-        </w:rPr>
-        <w:t xml:space="preserve">, which creates a dedicated </w:t>
-      </w:r>
-      <w:proofErr w:type="spellStart"/>
-      <w:r>
-        <w:rPr>
-          <w:rFonts w:ascii="Arial" w:hAnsi="Arial" w:cs="Arial"/>
-        </w:rPr>
-        <w:t>mlops</w:t>
-      </w:r>
-      <w:proofErr w:type="spellEnd"/>
-      <w:r>
-        <w:rPr>
-          <w:rFonts w:ascii="Arial" w:hAnsi="Arial" w:cs="Arial"/>
-        </w:rPr>
-        <w:t>-assignment namespace and a Deployment with 2 replicas, resource requests/limits (100m–500m CPU, 256Mi–512Mi memory), and readiness/liveness probes against /health; and k8s/</w:t>
-      </w:r>
-      <w:proofErr w:type="spellStart"/>
-      <w:r>
-        <w:rPr>
-          <w:rFonts w:ascii="Arial" w:hAnsi="Arial" w:cs="Arial"/>
-        </w:rPr>
-        <w:t>service.yaml</w:t>
-      </w:r>
-      <w:proofErr w:type="spellEnd"/>
-      <w:r>
-        <w:rPr>
-          <w:rFonts w:ascii="Arial" w:hAnsi="Arial" w:cs="Arial"/>
-        </w:rPr>
-        <w:t xml:space="preserve">, a </w:t>
-      </w:r>
-      <w:proofErr w:type="spellStart"/>
-      <w:r>
-        <w:rPr>
-          <w:rFonts w:ascii="Arial" w:hAnsi="Arial" w:cs="Arial"/>
-        </w:rPr>
-        <w:t>LoadBalancer</w:t>
-      </w:r>
-      <w:proofErr w:type="spellEnd"/>
-      <w:r>
-        <w:rPr>
-          <w:rFonts w:ascii="Arial" w:hAnsi="Arial" w:cs="Arial"/>
-        </w:rPr>
-        <w:t xml:space="preserve"> Service mapping port 80 to the container’s port 8000.</w:t>
-      </w:r>
-    </w:p>
-    <w:p>
-      <w:pPr>
-        <w:spacing w:after="160" w:line="276" w:lineRule="auto"/>
-        <w:rPr>
-          <w:rFonts w:ascii="Arial" w:hAnsi="Arial" w:cs="Arial"/>
-        </w:rPr>
-      </w:pPr>
-      <w:r>
-        <w:rPr>
-          <w:rFonts w:ascii="Arial" w:hAnsi="Arial" w:cs="Arial"/>
-        </w:rPr>
-        <w:t xml:space="preserve">The first time I tried </w:t>
-      </w:r>
-      <w:proofErr w:type="spellStart"/>
-      <w:r>
-        <w:rPr>
-          <w:rFonts w:ascii="Arial" w:hAnsi="Arial" w:cs="Arial"/>
-        </w:rPr>
-        <w:t>kubectl</w:t>
-      </w:r>
-      <w:proofErr w:type="spellEnd"/>
-      <w:r>
-        <w:rPr>
-          <w:rFonts w:ascii="Arial" w:hAnsi="Arial" w:cs="Arial"/>
-        </w:rPr>
-        <w:t xml:space="preserve"> apply, it failed with a connection error to localhost:8080 — which turned out to simply mean Kubernetes wasn’t enabled in Docker Desktop yet. After enabling it (Settings → Kubernetes → Enable Kubernetes) and confirming </w:t>
-      </w:r>
-      <w:proofErr w:type="spellStart"/>
-      <w:r>
-        <w:rPr>
-          <w:rFonts w:ascii="Arial" w:hAnsi="Arial" w:cs="Arial"/>
-        </w:rPr>
-        <w:t>kubectl</w:t>
-      </w:r>
-      <w:proofErr w:type="spellEnd"/>
-      <w:r>
-        <w:rPr>
-          <w:rFonts w:ascii="Arial" w:hAnsi="Arial" w:cs="Arial"/>
-        </w:rPr>
-        <w:t xml:space="preserve"> config current-context returned docker-desktop, the deployment went through cleanly.</w:t>
-      </w:r>
-    </w:p>
-    <w:p>
-      <w:pPr>
-        <w:spacing w:before="120" w:after="200"/>
-        <w:jc w:val="center"/>
-        <w:rPr>
-          <w:rFonts w:ascii="Arial" w:hAnsi="Arial" w:cs="Arial"/>
-        </w:rPr>
-      </w:pPr>
-      <w:r>
-        <w:rPr>
-          <w:rFonts w:ascii="Arial" w:hAnsi="Arial" w:cs="Arial"/>
-          <w:noProof/>
-        </w:rPr>
         <w:drawing>
-          <wp:inline distT="0" distB="0" distL="0" distR="0" wp14:anchorId="0B809638" wp14:editId="5F0F86D5">
-            <wp:extent cx="4933950" cy="3495675"/>
-            <wp:effectExtent l="0" t="0" r="0" b="0"/>
-            <wp:docPr id="916744860" name="Picture 916744860"/>
+          <wp:inline distT="0" distB="0" distL="0" distR="0" wp14:anchorId="5DB6BA06" wp14:editId="4E9A9989">
+            <wp:extent cx="6163310" cy="3330575"/>
+            <wp:effectExtent l="0" t="0" r="8890" b="3175"/>
+            <wp:docPr id="60287850" name="Picture 1"/>
             <wp:cNvGraphicFramePr>
               <a:graphicFrameLocks xmlns:a="http://schemas.openxmlformats.org/drawingml/2006/main" noChangeAspect="1"/>
             </wp:cNvGraphicFramePr>
@@ -4192,22 +3813,19 @@
               <a:graphicData uri="http://schemas.openxmlformats.org/drawingml/2006/picture">
                 <pic:pic xmlns:pic="http://schemas.openxmlformats.org/drawingml/2006/picture">
                   <pic:nvPicPr>
-                    <pic:cNvPr id="0" name=""/>
-                    <pic:cNvPicPr>
-                      <a:picLocks noChangeAspect="1" noChangeArrowheads="1"/>
-                    </pic:cNvPicPr>
+                    <pic:cNvPr id="60287850" name=""/>
+                    <pic:cNvPicPr/>
                   </pic:nvPicPr>
                   <pic:blipFill>
                     <a:blip r:embed="rId22"/>
-                    <a:srcRect/>
                     <a:stretch>
                       <a:fillRect/>
                     </a:stretch>
                   </pic:blipFill>
-                  <pic:spPr bwMode="auto">
+                  <pic:spPr>
                     <a:xfrm>
                       <a:off x="0" y="0"/>
-                      <a:ext cx="4933950" cy="3495675"/>
+                      <a:ext cx="6163310" cy="3330575"/>
                     </a:xfrm>
                     <a:prstGeom prst="rect">
                       <a:avLst/>
@@ -4222,189 +3840,65 @@
     </w:p>
     <w:p>
       <w:pPr>
-        <w:spacing w:after="200"/>
-        <w:jc w:val="center"/>
-        <w:rPr>
-          <w:rFonts w:ascii="Arial" w:hAnsi="Arial" w:cs="Arial"/>
-        </w:rPr>
-      </w:pPr>
-      <w:r>
-        <w:rPr>
-          <w:rFonts w:ascii="Arial" w:hAnsi="Arial" w:cs="Arial"/>
-          <w:i/>
-          <w:iCs/>
-          <w:color w:val="555555"/>
-          <w:sz w:val="18"/>
-          <w:szCs w:val="18"/>
-        </w:rPr>
-        <w:t xml:space="preserve">Figure 13: </w:t>
-      </w:r>
-      <w:proofErr w:type="spellStart"/>
-      <w:r>
-        <w:rPr>
-          <w:rFonts w:ascii="Arial" w:hAnsi="Arial" w:cs="Arial"/>
-          <w:i/>
-          <w:iCs/>
-          <w:color w:val="555555"/>
-          <w:sz w:val="18"/>
-          <w:szCs w:val="18"/>
-        </w:rPr>
-        <w:t>kubectl</w:t>
-      </w:r>
-      <w:proofErr w:type="spellEnd"/>
-      <w:r>
-        <w:rPr>
-          <w:rFonts w:ascii="Arial" w:hAnsi="Arial" w:cs="Arial"/>
-          <w:i/>
-          <w:iCs/>
-          <w:color w:val="555555"/>
-          <w:sz w:val="18"/>
-          <w:szCs w:val="18"/>
-        </w:rPr>
-        <w:t xml:space="preserve"> apply creating the namespace, Deployment, and Service; </w:t>
-      </w:r>
-      <w:proofErr w:type="spellStart"/>
-      <w:r>
-        <w:rPr>
-          <w:rFonts w:ascii="Arial" w:hAnsi="Arial" w:cs="Arial"/>
-          <w:i/>
-          <w:iCs/>
-          <w:color w:val="555555"/>
-          <w:sz w:val="18"/>
-          <w:szCs w:val="18"/>
-        </w:rPr>
-        <w:t>kubectl</w:t>
-      </w:r>
-      <w:proofErr w:type="spellEnd"/>
-      <w:r>
-        <w:rPr>
-          <w:rFonts w:ascii="Arial" w:hAnsi="Arial" w:cs="Arial"/>
-          <w:i/>
-          <w:iCs/>
-          <w:color w:val="555555"/>
-          <w:sz w:val="18"/>
-          <w:szCs w:val="18"/>
-        </w:rPr>
-        <w:t xml:space="preserve"> get pods showing 2/2 pods Running; </w:t>
-      </w:r>
-      <w:proofErr w:type="spellStart"/>
-      <w:r>
-        <w:rPr>
-          <w:rFonts w:ascii="Arial" w:hAnsi="Arial" w:cs="Arial"/>
-          <w:i/>
-          <w:iCs/>
-          <w:color w:val="555555"/>
-          <w:sz w:val="18"/>
-          <w:szCs w:val="18"/>
-        </w:rPr>
-        <w:t>kubectl</w:t>
-      </w:r>
-      <w:proofErr w:type="spellEnd"/>
-      <w:r>
-        <w:rPr>
-          <w:rFonts w:ascii="Arial" w:hAnsi="Arial" w:cs="Arial"/>
-          <w:i/>
-          <w:iCs/>
-          <w:color w:val="555555"/>
-          <w:sz w:val="18"/>
-          <w:szCs w:val="18"/>
-        </w:rPr>
-        <w:t xml:space="preserve"> get svc showing the </w:t>
-      </w:r>
-      <w:proofErr w:type="spellStart"/>
-      <w:r>
-        <w:rPr>
-          <w:rFonts w:ascii="Arial" w:hAnsi="Arial" w:cs="Arial"/>
-          <w:i/>
-          <w:iCs/>
-          <w:color w:val="555555"/>
-          <w:sz w:val="18"/>
-          <w:szCs w:val="18"/>
-        </w:rPr>
-        <w:t>LoadBalancer</w:t>
-      </w:r>
-      <w:proofErr w:type="spellEnd"/>
-      <w:r>
-        <w:rPr>
-          <w:rFonts w:ascii="Arial" w:hAnsi="Arial" w:cs="Arial"/>
-          <w:i/>
-          <w:iCs/>
-          <w:color w:val="555555"/>
-          <w:sz w:val="18"/>
-          <w:szCs w:val="18"/>
-        </w:rPr>
-        <w:t xml:space="preserve"> service; and a successful curl to /health through Kubernetes.</w:t>
-      </w:r>
-    </w:p>
-    <w:p>
-      <w:pPr>
         <w:spacing w:after="160" w:line="276" w:lineRule="auto"/>
         <w:rPr>
           <w:rFonts w:ascii="Arial" w:hAnsi="Arial" w:cs="Arial"/>
         </w:rPr>
       </w:pPr>
-      <w:proofErr w:type="spellStart"/>
-      <w:r>
-        <w:rPr>
-          <w:rFonts w:ascii="Arial" w:hAnsi="Arial" w:cs="Arial"/>
-        </w:rPr>
-        <w:t>kubectl</w:t>
-      </w:r>
-      <w:proofErr w:type="spellEnd"/>
-      <w:r>
-        <w:rPr>
-          <w:rFonts w:ascii="Arial" w:hAnsi="Arial" w:cs="Arial"/>
-        </w:rPr>
-        <w:t xml:space="preserve"> get all and </w:t>
-      </w:r>
-      <w:proofErr w:type="spellStart"/>
-      <w:r>
-        <w:rPr>
-          <w:rFonts w:ascii="Arial" w:hAnsi="Arial" w:cs="Arial"/>
-        </w:rPr>
-        <w:t>kubectl</w:t>
-      </w:r>
-      <w:proofErr w:type="spellEnd"/>
-      <w:r>
-        <w:rPr>
-          <w:rFonts w:ascii="Arial" w:hAnsi="Arial" w:cs="Arial"/>
-        </w:rPr>
-        <w:t xml:space="preserve"> describe deployment confirm the rollout matches what I specified: 2 desired, 2 current, 2 ready, 0 unavailable, </w:t>
-      </w:r>
-      <w:proofErr w:type="spellStart"/>
-      <w:r>
-        <w:rPr>
-          <w:rFonts w:ascii="Arial" w:hAnsi="Arial" w:cs="Arial"/>
-        </w:rPr>
-        <w:t>RollingUpdate</w:t>
-      </w:r>
-      <w:proofErr w:type="spellEnd"/>
-      <w:r>
-        <w:rPr>
-          <w:rFonts w:ascii="Arial" w:hAnsi="Arial" w:cs="Arial"/>
-        </w:rPr>
-        <w:t xml:space="preserve"> strategy, and the exact resource limits and liveness/readiness probe configuration I set in the manifest.</w:t>
-      </w:r>
-    </w:p>
-    <w:p>
-      <w:pPr>
-        <w:spacing w:before="120" w:after="200"/>
-        <w:jc w:val="center"/>
-        <w:rPr>
-          <w:rFonts w:ascii="Arial" w:hAnsi="Arial" w:cs="Arial"/>
-        </w:rPr>
-      </w:pPr>
-      <w:r>
-        <w:rPr>
-          <w:rFonts w:ascii="Arial" w:hAnsi="Arial" w:cs="Arial"/>
-          <w:noProof/>
-        </w:rPr>
-        <w:lastRenderedPageBreak/>
+    </w:p>
+    <w:p>
+      <w:pPr>
+        <w:pStyle w:val="Heading2"/>
+        <w:spacing w:before="260" w:after="120"/>
+        <w:rPr>
+          <w:rFonts w:ascii="Arial" w:hAnsi="Arial" w:cs="Arial"/>
+        </w:rPr>
+      </w:pPr>
+      <w:r>
+        <w:rPr>
+          <w:rFonts w:ascii="Arial" w:hAnsi="Arial" w:cs="Arial"/>
+        </w:rPr>
+        <w:t>8.</w:t>
+      </w:r>
+      <w:r>
+        <w:rPr>
+          <w:rFonts w:ascii="Arial" w:hAnsi="Arial" w:cs="Arial"/>
+        </w:rPr>
+        <w:t>2</w:t>
+      </w:r>
+      <w:r>
+        <w:rPr>
+          <w:rFonts w:ascii="Arial" w:hAnsi="Arial" w:cs="Arial"/>
+        </w:rPr>
+        <w:t xml:space="preserve"> </w:t>
+      </w:r>
+      <w:r>
+        <w:rPr>
+          <w:rFonts w:ascii="Arial" w:hAnsi="Arial" w:cs="Arial"/>
+        </w:rPr>
+        <w:t>Build Validation</w:t>
+      </w:r>
+      <w:r>
+        <w:rPr>
+          <w:rFonts w:ascii="Arial" w:hAnsi="Arial" w:cs="Arial"/>
+        </w:rPr>
+        <w:br/>
+      </w:r>
+      <w:r>
+        <w:rPr>
+          <w:rFonts w:ascii="Arial" w:hAnsi="Arial" w:cs="Arial"/>
+        </w:rPr>
+        <w:br/>
+      </w:r>
+      <w:r>
+        <w:rPr>
+          <w:rFonts w:ascii="Arial" w:hAnsi="Arial" w:cs="Arial"/>
+        </w:rPr>
         <w:drawing>
-          <wp:inline distT="0" distB="0" distL="0" distR="0" wp14:anchorId="71B484D3" wp14:editId="35587EA0">
-            <wp:extent cx="4391025" cy="4076700"/>
-            <wp:effectExtent l="0" t="0" r="0" b="0"/>
-            <wp:docPr id="906748209" name="Picture 906748209"/>
+          <wp:inline distT="0" distB="0" distL="0" distR="0" wp14:anchorId="59B5AA84" wp14:editId="4F016CF1">
+            <wp:extent cx="6163310" cy="3308350"/>
+            <wp:effectExtent l="0" t="0" r="8890" b="6350"/>
+            <wp:docPr id="1739261103" name="Picture 1"/>
             <wp:cNvGraphicFramePr>
               <a:graphicFrameLocks xmlns:a="http://schemas.openxmlformats.org/drawingml/2006/main" noChangeAspect="1"/>
             </wp:cNvGraphicFramePr>
@@ -4412,22 +3906,19 @@
               <a:graphicData uri="http://schemas.openxmlformats.org/drawingml/2006/picture">
                 <pic:pic xmlns:pic="http://schemas.openxmlformats.org/drawingml/2006/picture">
                   <pic:nvPicPr>
-                    <pic:cNvPr id="0" name=""/>
-                    <pic:cNvPicPr>
-                      <a:picLocks noChangeAspect="1" noChangeArrowheads="1"/>
-                    </pic:cNvPicPr>
+                    <pic:cNvPr id="1739261103" name=""/>
+                    <pic:cNvPicPr/>
                   </pic:nvPicPr>
                   <pic:blipFill>
                     <a:blip r:embed="rId23"/>
-                    <a:srcRect/>
                     <a:stretch>
                       <a:fillRect/>
                     </a:stretch>
                   </pic:blipFill>
-                  <pic:spPr bwMode="auto">
+                  <pic:spPr>
                     <a:xfrm>
                       <a:off x="0" y="0"/>
-                      <a:ext cx="4391025" cy="4076700"/>
+                      <a:ext cx="6163310" cy="3308350"/>
                     </a:xfrm>
                     <a:prstGeom prst="rect">
                       <a:avLst/>
@@ -4442,70 +3933,22 @@
     </w:p>
     <w:p>
       <w:pPr>
-        <w:spacing w:after="200"/>
-        <w:jc w:val="center"/>
-        <w:rPr>
-          <w:rFonts w:ascii="Arial" w:hAnsi="Arial" w:cs="Arial"/>
-        </w:rPr>
-      </w:pPr>
-      <w:r>
-        <w:rPr>
-          <w:rFonts w:ascii="Arial" w:hAnsi="Arial" w:cs="Arial"/>
-          <w:i/>
-          <w:iCs/>
-          <w:color w:val="555555"/>
-          <w:sz w:val="18"/>
-          <w:szCs w:val="18"/>
-        </w:rPr>
-        <w:t>Figure 14: Full resource listing and Deployment description — 2/2 replicas ready, correct image, ports, and probe configuration.</w:t>
-      </w:r>
-    </w:p>
-    <w:p>
-      <w:pPr>
-        <w:spacing w:after="160" w:line="276" w:lineRule="auto"/>
-        <w:rPr>
-          <w:rFonts w:ascii="Arial" w:hAnsi="Arial" w:cs="Arial"/>
-        </w:rPr>
-      </w:pPr>
-      <w:r>
-        <w:rPr>
-          <w:rFonts w:ascii="Arial" w:hAnsi="Arial" w:cs="Arial"/>
-        </w:rPr>
-        <w:t xml:space="preserve">The event log shows Kubernetes itself scaling the </w:t>
-      </w:r>
-      <w:proofErr w:type="spellStart"/>
-      <w:r>
-        <w:rPr>
-          <w:rFonts w:ascii="Arial" w:hAnsi="Arial" w:cs="Arial"/>
-        </w:rPr>
-        <w:t>ReplicaSet</w:t>
-      </w:r>
-      <w:proofErr w:type="spellEnd"/>
-      <w:r>
-        <w:rPr>
-          <w:rFonts w:ascii="Arial" w:hAnsi="Arial" w:cs="Arial"/>
-        </w:rPr>
-        <w:t xml:space="preserve"> up to 2 pods, and the pod logs show a continuous stream of successful /health probe requests — this is Kubernetes’ own liveness/readiness checks polling the API roughly every 10–20 seconds, which is direct evidence the health-check wiring in the Deployment manifest is actually working, not just present in the YAML.</w:t>
-      </w:r>
-    </w:p>
-    <w:p>
-      <w:pPr>
-        <w:spacing w:before="120" w:after="200"/>
-        <w:jc w:val="center"/>
-        <w:rPr>
-          <w:rFonts w:ascii="Arial" w:hAnsi="Arial" w:cs="Arial"/>
-        </w:rPr>
-      </w:pPr>
-      <w:r>
-        <w:rPr>
-          <w:rFonts w:ascii="Arial" w:hAnsi="Arial" w:cs="Arial"/>
-          <w:noProof/>
-        </w:rPr>
+        <w:pStyle w:val="Heading2"/>
+        <w:spacing w:before="260" w:after="120"/>
+        <w:rPr>
+          <w:rFonts w:ascii="Arial" w:hAnsi="Arial" w:cs="Arial"/>
+        </w:rPr>
+      </w:pPr>
+      <w:r>
+        <w:rPr>
+          <w:rFonts w:ascii="Arial" w:hAnsi="Arial" w:cs="Arial"/>
+        </w:rPr>
+        <w:lastRenderedPageBreak/>
         <w:drawing>
-          <wp:inline distT="0" distB="0" distL="0" distR="0" wp14:anchorId="1EFE903A" wp14:editId="26EFBB37">
-            <wp:extent cx="4019550" cy="3867150"/>
-            <wp:effectExtent l="0" t="0" r="0" b="0"/>
-            <wp:docPr id="1155307336" name="Picture 1155307336"/>
+          <wp:inline distT="0" distB="0" distL="0" distR="0" wp14:anchorId="6085CB9C" wp14:editId="3145169B">
+            <wp:extent cx="6163310" cy="3315970"/>
+            <wp:effectExtent l="0" t="0" r="8890" b="0"/>
+            <wp:docPr id="1008614848" name="Picture 1"/>
             <wp:cNvGraphicFramePr>
               <a:graphicFrameLocks xmlns:a="http://schemas.openxmlformats.org/drawingml/2006/main" noChangeAspect="1"/>
             </wp:cNvGraphicFramePr>
@@ -4513,22 +3956,19 @@
               <a:graphicData uri="http://schemas.openxmlformats.org/drawingml/2006/picture">
                 <pic:pic xmlns:pic="http://schemas.openxmlformats.org/drawingml/2006/picture">
                   <pic:nvPicPr>
-                    <pic:cNvPr id="0" name=""/>
-                    <pic:cNvPicPr>
-                      <a:picLocks noChangeAspect="1" noChangeArrowheads="1"/>
-                    </pic:cNvPicPr>
+                    <pic:cNvPr id="1008614848" name=""/>
+                    <pic:cNvPicPr/>
                   </pic:nvPicPr>
                   <pic:blipFill>
                     <a:blip r:embed="rId24"/>
-                    <a:srcRect/>
                     <a:stretch>
                       <a:fillRect/>
                     </a:stretch>
                   </pic:blipFill>
-                  <pic:spPr bwMode="auto">
+                  <pic:spPr>
                     <a:xfrm>
                       <a:off x="0" y="0"/>
-                      <a:ext cx="4019550" cy="3867150"/>
+                      <a:ext cx="6163310" cy="3315970"/>
                     </a:xfrm>
                     <a:prstGeom prst="rect">
                       <a:avLst/>
@@ -4543,115 +3983,30 @@
     </w:p>
     <w:p>
       <w:pPr>
-        <w:spacing w:after="200"/>
-        <w:jc w:val="center"/>
-        <w:rPr>
-          <w:rFonts w:ascii="Arial" w:hAnsi="Arial" w:cs="Arial"/>
-        </w:rPr>
-      </w:pPr>
-      <w:r>
-        <w:rPr>
-          <w:rFonts w:ascii="Arial" w:hAnsi="Arial" w:cs="Arial"/>
-          <w:i/>
-          <w:iCs/>
-          <w:color w:val="555555"/>
-          <w:sz w:val="18"/>
-          <w:szCs w:val="18"/>
-        </w:rPr>
-        <w:lastRenderedPageBreak/>
-        <w:t xml:space="preserve">Figure 15: </w:t>
-      </w:r>
-      <w:proofErr w:type="spellStart"/>
-      <w:r>
-        <w:rPr>
-          <w:rFonts w:ascii="Arial" w:hAnsi="Arial" w:cs="Arial"/>
-          <w:i/>
-          <w:iCs/>
-          <w:color w:val="555555"/>
-          <w:sz w:val="18"/>
-          <w:szCs w:val="18"/>
-        </w:rPr>
-        <w:t>ReplicaSet</w:t>
-      </w:r>
-      <w:proofErr w:type="spellEnd"/>
-      <w:r>
-        <w:rPr>
-          <w:rFonts w:ascii="Arial" w:hAnsi="Arial" w:cs="Arial"/>
-          <w:i/>
-          <w:iCs/>
-          <w:color w:val="555555"/>
-          <w:sz w:val="18"/>
-          <w:szCs w:val="18"/>
-        </w:rPr>
-        <w:t xml:space="preserve"> scaling event and the start of the aggregated pod logs (</w:t>
-      </w:r>
-      <w:proofErr w:type="spellStart"/>
-      <w:r>
-        <w:rPr>
-          <w:rFonts w:ascii="Arial" w:hAnsi="Arial" w:cs="Arial"/>
-          <w:i/>
-          <w:iCs/>
-          <w:color w:val="555555"/>
-          <w:sz w:val="18"/>
-          <w:szCs w:val="18"/>
-        </w:rPr>
-        <w:t>kubectl</w:t>
-      </w:r>
-      <w:proofErr w:type="spellEnd"/>
-      <w:r>
-        <w:rPr>
-          <w:rFonts w:ascii="Arial" w:hAnsi="Arial" w:cs="Arial"/>
-          <w:i/>
-          <w:iCs/>
-          <w:color w:val="555555"/>
-          <w:sz w:val="18"/>
-          <w:szCs w:val="18"/>
-        </w:rPr>
-        <w:t xml:space="preserve"> logs -l app=heart-disease-</w:t>
-      </w:r>
-      <w:proofErr w:type="spellStart"/>
-      <w:r>
-        <w:rPr>
-          <w:rFonts w:ascii="Arial" w:hAnsi="Arial" w:cs="Arial"/>
-          <w:i/>
-          <w:iCs/>
-          <w:color w:val="555555"/>
-          <w:sz w:val="18"/>
-          <w:szCs w:val="18"/>
-        </w:rPr>
-        <w:t>api</w:t>
-      </w:r>
-      <w:proofErr w:type="spellEnd"/>
-      <w:r>
-        <w:rPr>
-          <w:rFonts w:ascii="Arial" w:hAnsi="Arial" w:cs="Arial"/>
-          <w:i/>
-          <w:iCs/>
-          <w:color w:val="555555"/>
-          <w:sz w:val="18"/>
-          <w:szCs w:val="18"/>
-        </w:rPr>
-        <w:t>).</w:t>
-      </w:r>
-    </w:p>
-    <w:p>
-      <w:pPr>
-        <w:spacing w:before="120" w:after="200"/>
-        <w:jc w:val="center"/>
-        <w:rPr>
-          <w:rFonts w:ascii="Arial" w:hAnsi="Arial" w:cs="Arial"/>
-        </w:rPr>
-      </w:pPr>
-      <w:r>
-        <w:rPr>
-          <w:rFonts w:ascii="Arial" w:hAnsi="Arial" w:cs="Arial"/>
-          <w:noProof/>
+        <w:pStyle w:val="Heading2"/>
+        <w:spacing w:before="260" w:after="120"/>
+        <w:rPr>
+          <w:rFonts w:ascii="Arial" w:hAnsi="Arial" w:cs="Arial"/>
+        </w:rPr>
+      </w:pPr>
+    </w:p>
+    <w:p>
+      <w:pPr>
+        <w:pStyle w:val="Heading2"/>
+        <w:spacing w:before="260" w:after="120"/>
+        <w:rPr>
+          <w:rFonts w:ascii="Arial" w:hAnsi="Arial" w:cs="Arial"/>
+        </w:rPr>
+      </w:pPr>
+      <w:r>
+        <w:rPr>
+          <w:rFonts w:ascii="Arial" w:hAnsi="Arial" w:cs="Arial"/>
         </w:rPr>
         <w:drawing>
-          <wp:inline distT="0" distB="0" distL="0" distR="0" wp14:anchorId="55EE0505" wp14:editId="27437B11">
-            <wp:extent cx="4391025" cy="2981325"/>
-            <wp:effectExtent l="0" t="0" r="0" b="0"/>
-            <wp:docPr id="1386034565" name="Picture 1386034565"/>
+          <wp:inline distT="0" distB="0" distL="0" distR="0" wp14:anchorId="6FD9B3BB" wp14:editId="165042CD">
+            <wp:extent cx="6163310" cy="3327400"/>
+            <wp:effectExtent l="0" t="0" r="8890" b="6350"/>
+            <wp:docPr id="760354250" name="Picture 1"/>
             <wp:cNvGraphicFramePr>
               <a:graphicFrameLocks xmlns:a="http://schemas.openxmlformats.org/drawingml/2006/main" noChangeAspect="1"/>
             </wp:cNvGraphicFramePr>
@@ -4659,22 +4014,19 @@
               <a:graphicData uri="http://schemas.openxmlformats.org/drawingml/2006/picture">
                 <pic:pic xmlns:pic="http://schemas.openxmlformats.org/drawingml/2006/picture">
                   <pic:nvPicPr>
-                    <pic:cNvPr id="0" name=""/>
-                    <pic:cNvPicPr>
-                      <a:picLocks noChangeAspect="1" noChangeArrowheads="1"/>
-                    </pic:cNvPicPr>
+                    <pic:cNvPr id="760354250" name=""/>
+                    <pic:cNvPicPr/>
                   </pic:nvPicPr>
                   <pic:blipFill>
                     <a:blip r:embed="rId25"/>
-                    <a:srcRect/>
                     <a:stretch>
                       <a:fillRect/>
                     </a:stretch>
                   </pic:blipFill>
-                  <pic:spPr bwMode="auto">
+                  <pic:spPr>
                     <a:xfrm>
                       <a:off x="0" y="0"/>
-                      <a:ext cx="4391025" cy="2981325"/>
+                      <a:ext cx="6163310" cy="3327400"/>
                     </a:xfrm>
                     <a:prstGeom prst="rect">
                       <a:avLst/>
@@ -4689,50 +4041,89 @@
     </w:p>
     <w:p>
       <w:pPr>
-        <w:spacing w:after="200"/>
-        <w:jc w:val="center"/>
-        <w:rPr>
-          <w:rFonts w:ascii="Arial" w:hAnsi="Arial" w:cs="Arial"/>
-        </w:rPr>
-      </w:pPr>
-      <w:r>
-        <w:rPr>
-          <w:rFonts w:ascii="Arial" w:hAnsi="Arial" w:cs="Arial"/>
-          <w:i/>
-          <w:iCs/>
-          <w:color w:val="555555"/>
-          <w:sz w:val="18"/>
-          <w:szCs w:val="18"/>
-        </w:rPr>
-        <w:t>Figure 16: Continued log stream — successful 200 responses from repeated Kubernetes health probes.</w:t>
-      </w:r>
-    </w:p>
-    <w:p>
-      <w:pPr>
         <w:spacing w:after="160" w:line="276" w:lineRule="auto"/>
         <w:rPr>
           <w:rFonts w:ascii="Arial" w:hAnsi="Arial" w:cs="Arial"/>
         </w:rPr>
       </w:pPr>
-      <w:r>
-        <w:rPr>
-          <w:rFonts w:ascii="Arial" w:hAnsi="Arial" w:cs="Arial"/>
-        </w:rPr>
-        <w:t xml:space="preserve">Finally, I tore the deployment down cleanly with </w:t>
-      </w:r>
-      <w:proofErr w:type="spellStart"/>
-      <w:r>
-        <w:rPr>
-          <w:rFonts w:ascii="Arial" w:hAnsi="Arial" w:cs="Arial"/>
-        </w:rPr>
-        <w:t>kubectl</w:t>
-      </w:r>
-      <w:proofErr w:type="spellEnd"/>
-      <w:r>
-        <w:rPr>
-          <w:rFonts w:ascii="Arial" w:hAnsi="Arial" w:cs="Arial"/>
-        </w:rPr>
-        <w:t xml:space="preserve"> delete, confirming both the Service and the namespace/Deployment were removed — useful to show since a deployment that’s easy to spin up but hard to clean up isn’t really production-ready.</w:t>
+    </w:p>
+    <w:p>
+      <w:pPr>
+        <w:spacing w:after="160" w:line="276" w:lineRule="auto"/>
+        <w:rPr>
+          <w:rFonts w:ascii="Arial" w:hAnsi="Arial" w:cs="Arial"/>
+        </w:rPr>
+      </w:pPr>
+    </w:p>
+    <w:p>
+      <w:pPr>
+        <w:pStyle w:val="Heading1"/>
+        <w:spacing w:before="360" w:after="160"/>
+        <w:rPr>
+          <w:rFonts w:ascii="Arial" w:hAnsi="Arial" w:cs="Arial"/>
+        </w:rPr>
+      </w:pPr>
+      <w:r>
+        <w:rPr>
+          <w:rFonts w:ascii="Arial" w:hAnsi="Arial" w:cs="Arial"/>
+        </w:rPr>
+        <w:t>9. Model Containerization</w:t>
+      </w:r>
+    </w:p>
+    <w:p>
+      <w:pPr>
+        <w:spacing w:after="160" w:line="276" w:lineRule="auto"/>
+        <w:rPr>
+          <w:rFonts w:ascii="Arial" w:hAnsi="Arial" w:cs="Arial"/>
+        </w:rPr>
+      </w:pPr>
+      <w:r>
+        <w:rPr>
+          <w:rFonts w:ascii="Arial" w:hAnsi="Arial" w:cs="Arial"/>
+        </w:rPr>
+        <w:t xml:space="preserve">I built a </w:t>
+      </w:r>
+      <w:proofErr w:type="spellStart"/>
+      <w:r>
+        <w:rPr>
+          <w:rFonts w:ascii="Arial" w:hAnsi="Arial" w:cs="Arial"/>
+        </w:rPr>
+        <w:t>Dockerfile</w:t>
+      </w:r>
+      <w:proofErr w:type="spellEnd"/>
+      <w:r>
+        <w:rPr>
+          <w:rFonts w:ascii="Arial" w:hAnsi="Arial" w:cs="Arial"/>
+        </w:rPr>
+        <w:t xml:space="preserve"> around a lean python:3.12-slim base image, installing only the runtime dependencies needed for inference (requirements-api.txt — no matplotlib, seaborn, </w:t>
+      </w:r>
+      <w:proofErr w:type="spellStart"/>
+      <w:r>
+        <w:rPr>
+          <w:rFonts w:ascii="Arial" w:hAnsi="Arial" w:cs="Arial"/>
+        </w:rPr>
+        <w:t>mlflow</w:t>
+      </w:r>
+      <w:proofErr w:type="spellEnd"/>
+      <w:r>
+        <w:rPr>
+          <w:rFonts w:ascii="Arial" w:hAnsi="Arial" w:cs="Arial"/>
+        </w:rPr>
+        <w:t>, or Jupyter, since those are training-time-only). The image copies in the API code and the trained model, runs as a non-root user, and defines a HEALTHCHECK that polls /health.</w:t>
+      </w:r>
+    </w:p>
+    <w:p>
+      <w:pPr>
+        <w:spacing w:after="160" w:line="276" w:lineRule="auto"/>
+        <w:rPr>
+          <w:rFonts w:ascii="Arial" w:hAnsi="Arial" w:cs="Arial"/>
+        </w:rPr>
+      </w:pPr>
+      <w:r>
+        <w:rPr>
+          <w:rFonts w:ascii="Arial" w:hAnsi="Arial" w:cs="Arial"/>
+        </w:rPr>
+        <w:t>I verified the container end-to-end on my own machine: built the image, ran it, and hit both endpoints with curl.</w:t>
       </w:r>
     </w:p>
     <w:p>
@@ -4748,11 +4139,12 @@
           <w:rFonts w:ascii="Arial" w:hAnsi="Arial" w:cs="Arial"/>
           <w:noProof/>
         </w:rPr>
+        <w:lastRenderedPageBreak/>
         <w:drawing>
-          <wp:inline distT="0" distB="0" distL="0" distR="0" wp14:anchorId="62D50461" wp14:editId="2115E8D6">
-            <wp:extent cx="4391025" cy="1000125"/>
+          <wp:inline distT="0" distB="0" distL="0" distR="0" wp14:anchorId="2D732C09" wp14:editId="366D21B3">
+            <wp:extent cx="5305425" cy="2847975"/>
             <wp:effectExtent l="0" t="0" r="0" b="0"/>
-            <wp:docPr id="1235709412" name="Picture 1235709412"/>
+            <wp:docPr id="255392642" name="Picture 255392642"/>
             <wp:cNvGraphicFramePr>
               <a:graphicFrameLocks xmlns:a="http://schemas.openxmlformats.org/drawingml/2006/main" noChangeAspect="1"/>
             </wp:cNvGraphicFramePr>
@@ -4775,7 +4167,7 @@
                   <pic:spPr bwMode="auto">
                     <a:xfrm>
                       <a:off x="0" y="0"/>
-                      <a:ext cx="4391025" cy="1000125"/>
+                      <a:ext cx="5305425" cy="2847975"/>
                     </a:xfrm>
                     <a:prstGeom prst="rect">
                       <a:avLst/>
@@ -4805,158 +4197,7 @@
           <w:sz w:val="18"/>
           <w:szCs w:val="18"/>
         </w:rPr>
-        <w:t xml:space="preserve">Figure 17: Clean teardown — </w:t>
-      </w:r>
-      <w:proofErr w:type="spellStart"/>
-      <w:r>
-        <w:rPr>
-          <w:rFonts w:ascii="Arial" w:hAnsi="Arial" w:cs="Arial"/>
-          <w:i/>
-          <w:iCs/>
-          <w:color w:val="555555"/>
-          <w:sz w:val="18"/>
-          <w:szCs w:val="18"/>
-        </w:rPr>
-        <w:t>kubectl</w:t>
-      </w:r>
-      <w:proofErr w:type="spellEnd"/>
-      <w:r>
-        <w:rPr>
-          <w:rFonts w:ascii="Arial" w:hAnsi="Arial" w:cs="Arial"/>
-          <w:i/>
-          <w:iCs/>
-          <w:color w:val="555555"/>
-          <w:sz w:val="18"/>
-          <w:szCs w:val="18"/>
-        </w:rPr>
-        <w:t xml:space="preserve"> delete -f for both the service and deployment manifests.</w:t>
-      </w:r>
-    </w:p>
-    <w:p>
-      <w:pPr>
-        <w:rPr>
-          <w:rFonts w:ascii="Arial" w:hAnsi="Arial" w:cs="Arial"/>
-        </w:rPr>
-      </w:pPr>
-      <w:r>
-        <w:rPr>
-          <w:rFonts w:ascii="Arial" w:hAnsi="Arial" w:cs="Arial"/>
-        </w:rPr>
-        <w:br w:type="page"/>
-      </w:r>
-    </w:p>
-    <w:p>
-      <w:pPr>
-        <w:pStyle w:val="Heading1"/>
-        <w:spacing w:before="360" w:after="160"/>
-        <w:rPr>
-          <w:rFonts w:ascii="Arial" w:hAnsi="Arial" w:cs="Arial"/>
-        </w:rPr>
-      </w:pPr>
-      <w:r>
-        <w:rPr>
-          <w:rFonts w:ascii="Arial" w:hAnsi="Arial" w:cs="Arial"/>
-        </w:rPr>
-        <w:lastRenderedPageBreak/>
-        <w:t>11. Monitoring &amp; Logging</w:t>
-      </w:r>
-    </w:p>
-    <w:p>
-      <w:pPr>
-        <w:spacing w:after="160" w:line="276" w:lineRule="auto"/>
-        <w:rPr>
-          <w:rFonts w:ascii="Arial" w:hAnsi="Arial" w:cs="Arial"/>
-        </w:rPr>
-      </w:pPr>
-      <w:r>
-        <w:rPr>
-          <w:rFonts w:ascii="Arial" w:hAnsi="Arial" w:cs="Arial"/>
-        </w:rPr>
-        <w:t xml:space="preserve">Every request through the API already produces a structured log line (request ID, method, path, status code, duration) — visible in Figure 10 above. On top of that, I added a Prometheus-format /metrics endpoint to the </w:t>
-      </w:r>
-      <w:proofErr w:type="spellStart"/>
-      <w:r>
-        <w:rPr>
-          <w:rFonts w:ascii="Arial" w:hAnsi="Arial" w:cs="Arial"/>
-        </w:rPr>
-        <w:t>FastAPI</w:t>
-      </w:r>
-      <w:proofErr w:type="spellEnd"/>
-      <w:r>
-        <w:rPr>
-          <w:rFonts w:ascii="Arial" w:hAnsi="Arial" w:cs="Arial"/>
-        </w:rPr>
-        <w:t xml:space="preserve"> app using </w:t>
-      </w:r>
-      <w:proofErr w:type="spellStart"/>
-      <w:r>
-        <w:rPr>
-          <w:rFonts w:ascii="Arial" w:hAnsi="Arial" w:cs="Arial"/>
-        </w:rPr>
-        <w:t>prometheus-fastapi-instrumentator</w:t>
-      </w:r>
-      <w:proofErr w:type="spellEnd"/>
-      <w:r>
-        <w:rPr>
-          <w:rFonts w:ascii="Arial" w:hAnsi="Arial" w:cs="Arial"/>
-        </w:rPr>
-        <w:t xml:space="preserve">, which exposes default HTTP metrics (request counts and latency histograms, broken down by endpoint/method/status) plus a custom </w:t>
-      </w:r>
-      <w:proofErr w:type="spellStart"/>
-      <w:r>
-        <w:rPr>
-          <w:rFonts w:ascii="Arial" w:hAnsi="Arial" w:cs="Arial"/>
-        </w:rPr>
-        <w:t>heart_disease_predictions_total</w:t>
-      </w:r>
-      <w:proofErr w:type="spellEnd"/>
-      <w:r>
-        <w:rPr>
-          <w:rFonts w:ascii="Arial" w:hAnsi="Arial" w:cs="Arial"/>
-        </w:rPr>
-        <w:t xml:space="preserve"> counter I added myself, labeled by predicted class — the simplest possible signal for watching whether the model’s positive-rate drifts over time in production.</w:t>
-      </w:r>
-    </w:p>
-    <w:p>
-      <w:pPr>
-        <w:spacing w:after="160" w:line="276" w:lineRule="auto"/>
-        <w:rPr>
-          <w:rFonts w:ascii="Arial" w:hAnsi="Arial" w:cs="Arial"/>
-        </w:rPr>
-      </w:pPr>
-      <w:r>
-        <w:rPr>
-          <w:rFonts w:ascii="Arial" w:hAnsi="Arial" w:cs="Arial"/>
-        </w:rPr>
-        <w:t>I wired Prometheus and Grafana into docker-</w:t>
-      </w:r>
-      <w:proofErr w:type="spellStart"/>
-      <w:r>
-        <w:rPr>
-          <w:rFonts w:ascii="Arial" w:hAnsi="Arial" w:cs="Arial"/>
-        </w:rPr>
-        <w:t>compose.yml</w:t>
-      </w:r>
-      <w:proofErr w:type="spellEnd"/>
-      <w:r>
-        <w:rPr>
-          <w:rFonts w:ascii="Arial" w:hAnsi="Arial" w:cs="Arial"/>
-        </w:rPr>
-        <w:t xml:space="preserve"> as two additional services on a shared Docker network, with Grafana pre-provisioned (</w:t>
-      </w:r>
-      <w:proofErr w:type="spellStart"/>
-      <w:r>
-        <w:rPr>
-          <w:rFonts w:ascii="Arial" w:hAnsi="Arial" w:cs="Arial"/>
-        </w:rPr>
-        <w:t>datasource</w:t>
-      </w:r>
-      <w:proofErr w:type="spellEnd"/>
-      <w:r>
-        <w:rPr>
-          <w:rFonts w:ascii="Arial" w:hAnsi="Arial" w:cs="Arial"/>
-        </w:rPr>
-        <w:t xml:space="preserve"> and a 4-panel dashboard defined as code, not clicked together manually) so the monitoring stack comes up fully configured with a single docker-compose up --build -d.</w:t>
+        <w:t>Figure 8: Docker build (15/15 steps, FINISHED) followed by docker run, exposing port 8000.</w:t>
       </w:r>
     </w:p>
     <w:p>
@@ -4973,10 +4214,10 @@
           <w:noProof/>
         </w:rPr>
         <w:drawing>
-          <wp:inline distT="0" distB="0" distL="0" distR="0" wp14:anchorId="60922D49" wp14:editId="62E037AA">
-            <wp:extent cx="5124450" cy="3324225"/>
+          <wp:inline distT="0" distB="0" distL="0" distR="0" wp14:anchorId="13B28DFF" wp14:editId="43FE2B6E">
+            <wp:extent cx="4752975" cy="2390775"/>
             <wp:effectExtent l="0" t="0" r="0" b="0"/>
-            <wp:docPr id="1661255178" name="Picture 1661255178"/>
+            <wp:docPr id="1430977293" name="Picture 1430977293"/>
             <wp:cNvGraphicFramePr>
               <a:graphicFrameLocks xmlns:a="http://schemas.openxmlformats.org/drawingml/2006/main" noChangeAspect="1"/>
             </wp:cNvGraphicFramePr>
@@ -4999,7 +4240,7 @@
                   <pic:spPr bwMode="auto">
                     <a:xfrm>
                       <a:off x="0" y="0"/>
-                      <a:ext cx="5124450" cy="3324225"/>
+                      <a:ext cx="4752975" cy="2390775"/>
                     </a:xfrm>
                     <a:prstGeom prst="rect">
                       <a:avLst/>
@@ -5029,7 +4270,31 @@
           <w:sz w:val="18"/>
           <w:szCs w:val="18"/>
         </w:rPr>
-        <w:t>Figure 18: docker-compose pulling and building all three services (API, Prometheus, Grafana) and starting the shared network.</w:t>
+        <w:t>Figure 9: curl http://localhost:8000/health returning a healthy response with the loaded model name (</w:t>
+      </w:r>
+      <w:proofErr w:type="spellStart"/>
+      <w:r>
+        <w:rPr>
+          <w:rFonts w:ascii="Arial" w:hAnsi="Arial" w:cs="Arial"/>
+          <w:i/>
+          <w:iCs/>
+          <w:color w:val="555555"/>
+          <w:sz w:val="18"/>
+          <w:szCs w:val="18"/>
+        </w:rPr>
+        <w:t>random_forest</w:t>
+      </w:r>
+      <w:proofErr w:type="spellEnd"/>
+      <w:r>
+        <w:rPr>
+          <w:rFonts w:ascii="Arial" w:hAnsi="Arial" w:cs="Arial"/>
+          <w:i/>
+          <w:iCs/>
+          <w:color w:val="555555"/>
+          <w:sz w:val="18"/>
+          <w:szCs w:val="18"/>
+        </w:rPr>
+        <w:t>).</w:t>
       </w:r>
     </w:p>
     <w:p>
@@ -5046,10 +4311,10 @@
           <w:noProof/>
         </w:rPr>
         <w:drawing>
-          <wp:inline distT="0" distB="0" distL="0" distR="0" wp14:anchorId="4EC44F0C" wp14:editId="5C19547A">
-            <wp:extent cx="5124450" cy="3352800"/>
+          <wp:inline distT="0" distB="0" distL="0" distR="0" wp14:anchorId="08D4F2DB" wp14:editId="6C757181">
+            <wp:extent cx="4019550" cy="2600325"/>
             <wp:effectExtent l="0" t="0" r="0" b="0"/>
-            <wp:docPr id="1578556634" name="Picture 1578556634"/>
+            <wp:docPr id="535044968" name="Picture 535044968"/>
             <wp:cNvGraphicFramePr>
               <a:graphicFrameLocks xmlns:a="http://schemas.openxmlformats.org/drawingml/2006/main" noChangeAspect="1"/>
             </wp:cNvGraphicFramePr>
@@ -5072,7 +4337,7 @@
                   <pic:spPr bwMode="auto">
                     <a:xfrm>
                       <a:off x="0" y="0"/>
-                      <a:ext cx="5124450" cy="3352800"/>
+                      <a:ext cx="4019550" cy="2600325"/>
                     </a:xfrm>
                     <a:prstGeom prst="rect">
                       <a:avLst/>
@@ -5102,46 +4367,22 @@
           <w:sz w:val="18"/>
           <w:szCs w:val="18"/>
         </w:rPr>
+        <w:t>Figure 10: Container logs showing the model loading on startup and structured request logs for every subsequent call, with a unique request ID, method, path, status code, and duration.</w:t>
+      </w:r>
+    </w:p>
+    <w:p>
+      <w:pPr>
+        <w:spacing w:after="160" w:line="276" w:lineRule="auto"/>
+        <w:rPr>
+          <w:rFonts w:ascii="Arial" w:hAnsi="Arial" w:cs="Arial"/>
+        </w:rPr>
+      </w:pPr>
+      <w:r>
+        <w:rPr>
+          <w:rFonts w:ascii="Arial" w:hAnsi="Arial" w:cs="Arial"/>
+        </w:rPr>
         <w:lastRenderedPageBreak/>
-        <w:t xml:space="preserve">Figure 19: All three containers healthy and running (docker-compose </w:t>
-      </w:r>
-      <w:proofErr w:type="spellStart"/>
-      <w:r>
-        <w:rPr>
-          <w:rFonts w:ascii="Arial" w:hAnsi="Arial" w:cs="Arial"/>
-          <w:i/>
-          <w:iCs/>
-          <w:color w:val="555555"/>
-          <w:sz w:val="18"/>
-          <w:szCs w:val="18"/>
-        </w:rPr>
-        <w:t>ps</w:t>
-      </w:r>
-      <w:proofErr w:type="spellEnd"/>
-      <w:r>
-        <w:rPr>
-          <w:rFonts w:ascii="Arial" w:hAnsi="Arial" w:cs="Arial"/>
-          <w:i/>
-          <w:iCs/>
-          <w:color w:val="555555"/>
-          <w:sz w:val="18"/>
-          <w:szCs w:val="18"/>
-        </w:rPr>
-        <w:t>), and Prometheus reporting itself healthy on :9090.</w:t>
-      </w:r>
-    </w:p>
-    <w:p>
-      <w:pPr>
-        <w:spacing w:after="160" w:line="276" w:lineRule="auto"/>
-        <w:rPr>
-          <w:rFonts w:ascii="Arial" w:hAnsi="Arial" w:cs="Arial"/>
-        </w:rPr>
-      </w:pPr>
-      <w:r>
-        <w:rPr>
-          <w:rFonts w:ascii="Arial" w:hAnsi="Arial" w:cs="Arial"/>
-        </w:rPr>
-        <w:t>In the Prometheus UI, the Targets page confirms it’s actively scraping my API’s /metrics endpoint every 5 seconds and marking it UP.</w:t>
+        <w:t>I also exercised the API through the auto-generated Swagger UI at /docs, which is a convenient way to demonstrate the /predict contract without writing a separate client.</w:t>
       </w:r>
     </w:p>
     <w:p>
@@ -5158,10 +4399,10 @@
           <w:noProof/>
         </w:rPr>
         <w:drawing>
-          <wp:inline distT="0" distB="0" distL="0" distR="0" wp14:anchorId="52CAB359" wp14:editId="454F2DCE">
-            <wp:extent cx="5305425" cy="1590675"/>
+          <wp:inline distT="0" distB="0" distL="0" distR="0" wp14:anchorId="709059AC" wp14:editId="6CCD0668">
+            <wp:extent cx="5305425" cy="3114675"/>
             <wp:effectExtent l="0" t="0" r="0" b="0"/>
-            <wp:docPr id="1315379881" name="Picture 1315379881"/>
+            <wp:docPr id="1085948497" name="Picture 1085948497"/>
             <wp:cNvGraphicFramePr>
               <a:graphicFrameLocks xmlns:a="http://schemas.openxmlformats.org/drawingml/2006/main" noChangeAspect="1"/>
             </wp:cNvGraphicFramePr>
@@ -5184,6 +4425,1332 @@
                   <pic:spPr bwMode="auto">
                     <a:xfrm>
                       <a:off x="0" y="0"/>
+                      <a:ext cx="5305425" cy="3114675"/>
+                    </a:xfrm>
+                    <a:prstGeom prst="rect">
+                      <a:avLst/>
+                    </a:prstGeom>
+                  </pic:spPr>
+                </pic:pic>
+              </a:graphicData>
+            </a:graphic>
+          </wp:inline>
+        </w:drawing>
+      </w:r>
+    </w:p>
+    <w:p>
+      <w:pPr>
+        <w:spacing w:after="200"/>
+        <w:jc w:val="center"/>
+        <w:rPr>
+          <w:rFonts w:ascii="Arial" w:hAnsi="Arial" w:cs="Arial"/>
+        </w:rPr>
+      </w:pPr>
+      <w:r>
+        <w:rPr>
+          <w:rFonts w:ascii="Arial" w:hAnsi="Arial" w:cs="Arial"/>
+          <w:i/>
+          <w:iCs/>
+          <w:color w:val="555555"/>
+          <w:sz w:val="18"/>
+          <w:szCs w:val="18"/>
+        </w:rPr>
+        <w:t xml:space="preserve">Figure 11: </w:t>
+      </w:r>
+      <w:proofErr w:type="spellStart"/>
+      <w:r>
+        <w:rPr>
+          <w:rFonts w:ascii="Arial" w:hAnsi="Arial" w:cs="Arial"/>
+          <w:i/>
+          <w:iCs/>
+          <w:color w:val="555555"/>
+          <w:sz w:val="18"/>
+          <w:szCs w:val="18"/>
+        </w:rPr>
+        <w:t>FastAPI’s</w:t>
+      </w:r>
+      <w:proofErr w:type="spellEnd"/>
+      <w:r>
+        <w:rPr>
+          <w:rFonts w:ascii="Arial" w:hAnsi="Arial" w:cs="Arial"/>
+          <w:i/>
+          <w:iCs/>
+          <w:color w:val="555555"/>
+          <w:sz w:val="18"/>
+          <w:szCs w:val="18"/>
+        </w:rPr>
+        <w:t xml:space="preserve"> Swagger UI listing the /, /health, and /predict endpoints, plus the request/response schemas.</w:t>
+      </w:r>
+    </w:p>
+    <w:p>
+      <w:pPr>
+        <w:spacing w:before="120" w:after="200"/>
+        <w:jc w:val="center"/>
+        <w:rPr>
+          <w:rFonts w:ascii="Arial" w:hAnsi="Arial" w:cs="Arial"/>
+        </w:rPr>
+      </w:pPr>
+      <w:r>
+        <w:rPr>
+          <w:rFonts w:ascii="Arial" w:hAnsi="Arial" w:cs="Arial"/>
+          <w:noProof/>
+        </w:rPr>
+        <w:drawing>
+          <wp:inline distT="0" distB="0" distL="0" distR="0" wp14:anchorId="107BA56B" wp14:editId="7285A10E">
+            <wp:extent cx="5305425" cy="2867025"/>
+            <wp:effectExtent l="0" t="0" r="0" b="0"/>
+            <wp:docPr id="556054975" name="Picture 556054975"/>
+            <wp:cNvGraphicFramePr>
+              <a:graphicFrameLocks xmlns:a="http://schemas.openxmlformats.org/drawingml/2006/main" noChangeAspect="1"/>
+            </wp:cNvGraphicFramePr>
+            <a:graphic xmlns:a="http://schemas.openxmlformats.org/drawingml/2006/main">
+              <a:graphicData uri="http://schemas.openxmlformats.org/drawingml/2006/picture">
+                <pic:pic xmlns:pic="http://schemas.openxmlformats.org/drawingml/2006/picture">
+                  <pic:nvPicPr>
+                    <pic:cNvPr id="0" name=""/>
+                    <pic:cNvPicPr>
+                      <a:picLocks noChangeAspect="1" noChangeArrowheads="1"/>
+                    </pic:cNvPicPr>
+                  </pic:nvPicPr>
+                  <pic:blipFill>
+                    <a:blip r:embed="rId30"/>
+                    <a:srcRect/>
+                    <a:stretch>
+                      <a:fillRect/>
+                    </a:stretch>
+                  </pic:blipFill>
+                  <pic:spPr bwMode="auto">
+                    <a:xfrm>
+                      <a:off x="0" y="0"/>
+                      <a:ext cx="5305425" cy="2867025"/>
+                    </a:xfrm>
+                    <a:prstGeom prst="rect">
+                      <a:avLst/>
+                    </a:prstGeom>
+                  </pic:spPr>
+                </pic:pic>
+              </a:graphicData>
+            </a:graphic>
+          </wp:inline>
+        </w:drawing>
+      </w:r>
+    </w:p>
+    <w:p>
+      <w:pPr>
+        <w:spacing w:after="200"/>
+        <w:jc w:val="center"/>
+        <w:rPr>
+          <w:rFonts w:ascii="Arial" w:hAnsi="Arial" w:cs="Arial"/>
+        </w:rPr>
+      </w:pPr>
+      <w:r>
+        <w:rPr>
+          <w:rFonts w:ascii="Arial" w:hAnsi="Arial" w:cs="Arial"/>
+          <w:i/>
+          <w:iCs/>
+          <w:color w:val="555555"/>
+          <w:sz w:val="18"/>
+          <w:szCs w:val="18"/>
+        </w:rPr>
+        <w:t xml:space="preserve">Figure 12: A live /predict call through Swagger — 200 </w:t>
+      </w:r>
+      <w:proofErr w:type="gramStart"/>
+      <w:r>
+        <w:rPr>
+          <w:rFonts w:ascii="Arial" w:hAnsi="Arial" w:cs="Arial"/>
+          <w:i/>
+          <w:iCs/>
+          <w:color w:val="555555"/>
+          <w:sz w:val="18"/>
+          <w:szCs w:val="18"/>
+        </w:rPr>
+        <w:t>response</w:t>
+      </w:r>
+      <w:proofErr w:type="gramEnd"/>
+      <w:r>
+        <w:rPr>
+          <w:rFonts w:ascii="Arial" w:hAnsi="Arial" w:cs="Arial"/>
+          <w:i/>
+          <w:iCs/>
+          <w:color w:val="555555"/>
+          <w:sz w:val="18"/>
+          <w:szCs w:val="18"/>
+        </w:rPr>
+        <w:t xml:space="preserve"> with prediction, label, confidence, and the model name/version used.</w:t>
+      </w:r>
+    </w:p>
+    <w:p>
+      <w:pPr>
+        <w:rPr>
+          <w:rFonts w:ascii="Arial" w:hAnsi="Arial" w:cs="Arial"/>
+        </w:rPr>
+      </w:pPr>
+      <w:r>
+        <w:rPr>
+          <w:rFonts w:ascii="Arial" w:hAnsi="Arial" w:cs="Arial"/>
+        </w:rPr>
+        <w:br w:type="page"/>
+      </w:r>
+    </w:p>
+    <w:p>
+      <w:pPr>
+        <w:pStyle w:val="Heading1"/>
+        <w:spacing w:before="360" w:after="160"/>
+        <w:rPr>
+          <w:rFonts w:ascii="Arial" w:hAnsi="Arial" w:cs="Arial"/>
+        </w:rPr>
+      </w:pPr>
+      <w:r>
+        <w:rPr>
+          <w:rFonts w:ascii="Arial" w:hAnsi="Arial" w:cs="Arial"/>
+        </w:rPr>
+        <w:lastRenderedPageBreak/>
+        <w:t>10. Production Deployment (Kubernetes)</w:t>
+      </w:r>
+    </w:p>
+    <w:p>
+      <w:pPr>
+        <w:spacing w:after="160" w:line="276" w:lineRule="auto"/>
+        <w:rPr>
+          <w:rFonts w:ascii="Arial" w:hAnsi="Arial" w:cs="Arial"/>
+        </w:rPr>
+      </w:pPr>
+      <w:r>
+        <w:rPr>
+          <w:rFonts w:ascii="Arial" w:hAnsi="Arial" w:cs="Arial"/>
+        </w:rPr>
+        <w:t xml:space="preserve">For local Kubernetes I enabled Docker Desktop’s built-in Kubernetes cluster rather than a separate </w:t>
+      </w:r>
+      <w:proofErr w:type="spellStart"/>
+      <w:r>
+        <w:rPr>
+          <w:rFonts w:ascii="Arial" w:hAnsi="Arial" w:cs="Arial"/>
+        </w:rPr>
+        <w:t>Minikube</w:t>
+      </w:r>
+      <w:proofErr w:type="spellEnd"/>
+      <w:r>
+        <w:rPr>
+          <w:rFonts w:ascii="Arial" w:hAnsi="Arial" w:cs="Arial"/>
+        </w:rPr>
+        <w:t xml:space="preserve"> install, since I already had Docker Desktop running. I wrote two manifests: k8s/</w:t>
+      </w:r>
+      <w:proofErr w:type="spellStart"/>
+      <w:r>
+        <w:rPr>
+          <w:rFonts w:ascii="Arial" w:hAnsi="Arial" w:cs="Arial"/>
+        </w:rPr>
+        <w:t>deployment.yaml</w:t>
+      </w:r>
+      <w:proofErr w:type="spellEnd"/>
+      <w:r>
+        <w:rPr>
+          <w:rFonts w:ascii="Arial" w:hAnsi="Arial" w:cs="Arial"/>
+        </w:rPr>
+        <w:t xml:space="preserve">, which creates a dedicated </w:t>
+      </w:r>
+      <w:proofErr w:type="spellStart"/>
+      <w:r>
+        <w:rPr>
+          <w:rFonts w:ascii="Arial" w:hAnsi="Arial" w:cs="Arial"/>
+        </w:rPr>
+        <w:t>mlops</w:t>
+      </w:r>
+      <w:proofErr w:type="spellEnd"/>
+      <w:r>
+        <w:rPr>
+          <w:rFonts w:ascii="Arial" w:hAnsi="Arial" w:cs="Arial"/>
+        </w:rPr>
+        <w:t>-assignment namespace and a Deployment with 2 replicas, resource requests/limits (100m–500m CPU, 256Mi–512Mi memory), and readiness/liveness probes against /health; and k8s/</w:t>
+      </w:r>
+      <w:proofErr w:type="spellStart"/>
+      <w:r>
+        <w:rPr>
+          <w:rFonts w:ascii="Arial" w:hAnsi="Arial" w:cs="Arial"/>
+        </w:rPr>
+        <w:t>service.yaml</w:t>
+      </w:r>
+      <w:proofErr w:type="spellEnd"/>
+      <w:r>
+        <w:rPr>
+          <w:rFonts w:ascii="Arial" w:hAnsi="Arial" w:cs="Arial"/>
+        </w:rPr>
+        <w:t xml:space="preserve">, a </w:t>
+      </w:r>
+      <w:proofErr w:type="spellStart"/>
+      <w:r>
+        <w:rPr>
+          <w:rFonts w:ascii="Arial" w:hAnsi="Arial" w:cs="Arial"/>
+        </w:rPr>
+        <w:t>LoadBalancer</w:t>
+      </w:r>
+      <w:proofErr w:type="spellEnd"/>
+      <w:r>
+        <w:rPr>
+          <w:rFonts w:ascii="Arial" w:hAnsi="Arial" w:cs="Arial"/>
+        </w:rPr>
+        <w:t xml:space="preserve"> Service mapping port 80 to the container’s port 8000.</w:t>
+      </w:r>
+    </w:p>
+    <w:p>
+      <w:pPr>
+        <w:spacing w:after="160" w:line="276" w:lineRule="auto"/>
+        <w:rPr>
+          <w:rFonts w:ascii="Arial" w:hAnsi="Arial" w:cs="Arial"/>
+        </w:rPr>
+      </w:pPr>
+      <w:r>
+        <w:rPr>
+          <w:rFonts w:ascii="Arial" w:hAnsi="Arial" w:cs="Arial"/>
+        </w:rPr>
+        <w:t xml:space="preserve">The first time I tried </w:t>
+      </w:r>
+      <w:proofErr w:type="spellStart"/>
+      <w:r>
+        <w:rPr>
+          <w:rFonts w:ascii="Arial" w:hAnsi="Arial" w:cs="Arial"/>
+        </w:rPr>
+        <w:t>kubectl</w:t>
+      </w:r>
+      <w:proofErr w:type="spellEnd"/>
+      <w:r>
+        <w:rPr>
+          <w:rFonts w:ascii="Arial" w:hAnsi="Arial" w:cs="Arial"/>
+        </w:rPr>
+        <w:t xml:space="preserve"> apply, it failed with a connection error to localhost:8080 — which turned out to simply mean Kubernetes wasn’t enabled in Docker Desktop yet. After enabling it (Settings → Kubernetes → Enable Kubernetes) and confirming </w:t>
+      </w:r>
+      <w:proofErr w:type="spellStart"/>
+      <w:r>
+        <w:rPr>
+          <w:rFonts w:ascii="Arial" w:hAnsi="Arial" w:cs="Arial"/>
+        </w:rPr>
+        <w:t>kubectl</w:t>
+      </w:r>
+      <w:proofErr w:type="spellEnd"/>
+      <w:r>
+        <w:rPr>
+          <w:rFonts w:ascii="Arial" w:hAnsi="Arial" w:cs="Arial"/>
+        </w:rPr>
+        <w:t xml:space="preserve"> config current-context returned docker-desktop, the deployment went through cleanly.</w:t>
+      </w:r>
+    </w:p>
+    <w:p>
+      <w:pPr>
+        <w:spacing w:before="120" w:after="200"/>
+        <w:jc w:val="center"/>
+        <w:rPr>
+          <w:rFonts w:ascii="Arial" w:hAnsi="Arial" w:cs="Arial"/>
+        </w:rPr>
+      </w:pPr>
+      <w:r>
+        <w:rPr>
+          <w:rFonts w:ascii="Arial" w:hAnsi="Arial" w:cs="Arial"/>
+          <w:noProof/>
+        </w:rPr>
+        <w:drawing>
+          <wp:inline distT="0" distB="0" distL="0" distR="0" wp14:anchorId="0B809638" wp14:editId="5F0F86D5">
+            <wp:extent cx="4933950" cy="3495675"/>
+            <wp:effectExtent l="0" t="0" r="0" b="0"/>
+            <wp:docPr id="916744860" name="Picture 916744860"/>
+            <wp:cNvGraphicFramePr>
+              <a:graphicFrameLocks xmlns:a="http://schemas.openxmlformats.org/drawingml/2006/main" noChangeAspect="1"/>
+            </wp:cNvGraphicFramePr>
+            <a:graphic xmlns:a="http://schemas.openxmlformats.org/drawingml/2006/main">
+              <a:graphicData uri="http://schemas.openxmlformats.org/drawingml/2006/picture">
+                <pic:pic xmlns:pic="http://schemas.openxmlformats.org/drawingml/2006/picture">
+                  <pic:nvPicPr>
+                    <pic:cNvPr id="0" name=""/>
+                    <pic:cNvPicPr>
+                      <a:picLocks noChangeAspect="1" noChangeArrowheads="1"/>
+                    </pic:cNvPicPr>
+                  </pic:nvPicPr>
+                  <pic:blipFill>
+                    <a:blip r:embed="rId31"/>
+                    <a:srcRect/>
+                    <a:stretch>
+                      <a:fillRect/>
+                    </a:stretch>
+                  </pic:blipFill>
+                  <pic:spPr bwMode="auto">
+                    <a:xfrm>
+                      <a:off x="0" y="0"/>
+                      <a:ext cx="4933950" cy="3495675"/>
+                    </a:xfrm>
+                    <a:prstGeom prst="rect">
+                      <a:avLst/>
+                    </a:prstGeom>
+                  </pic:spPr>
+                </pic:pic>
+              </a:graphicData>
+            </a:graphic>
+          </wp:inline>
+        </w:drawing>
+      </w:r>
+    </w:p>
+    <w:p>
+      <w:pPr>
+        <w:spacing w:after="200"/>
+        <w:jc w:val="center"/>
+        <w:rPr>
+          <w:rFonts w:ascii="Arial" w:hAnsi="Arial" w:cs="Arial"/>
+        </w:rPr>
+      </w:pPr>
+      <w:r>
+        <w:rPr>
+          <w:rFonts w:ascii="Arial" w:hAnsi="Arial" w:cs="Arial"/>
+          <w:i/>
+          <w:iCs/>
+          <w:color w:val="555555"/>
+          <w:sz w:val="18"/>
+          <w:szCs w:val="18"/>
+        </w:rPr>
+        <w:t xml:space="preserve">Figure 13: </w:t>
+      </w:r>
+      <w:proofErr w:type="spellStart"/>
+      <w:r>
+        <w:rPr>
+          <w:rFonts w:ascii="Arial" w:hAnsi="Arial" w:cs="Arial"/>
+          <w:i/>
+          <w:iCs/>
+          <w:color w:val="555555"/>
+          <w:sz w:val="18"/>
+          <w:szCs w:val="18"/>
+        </w:rPr>
+        <w:t>kubectl</w:t>
+      </w:r>
+      <w:proofErr w:type="spellEnd"/>
+      <w:r>
+        <w:rPr>
+          <w:rFonts w:ascii="Arial" w:hAnsi="Arial" w:cs="Arial"/>
+          <w:i/>
+          <w:iCs/>
+          <w:color w:val="555555"/>
+          <w:sz w:val="18"/>
+          <w:szCs w:val="18"/>
+        </w:rPr>
+        <w:t xml:space="preserve"> apply creating the namespace, Deployment, and Service; </w:t>
+      </w:r>
+      <w:proofErr w:type="spellStart"/>
+      <w:r>
+        <w:rPr>
+          <w:rFonts w:ascii="Arial" w:hAnsi="Arial" w:cs="Arial"/>
+          <w:i/>
+          <w:iCs/>
+          <w:color w:val="555555"/>
+          <w:sz w:val="18"/>
+          <w:szCs w:val="18"/>
+        </w:rPr>
+        <w:t>kubectl</w:t>
+      </w:r>
+      <w:proofErr w:type="spellEnd"/>
+      <w:r>
+        <w:rPr>
+          <w:rFonts w:ascii="Arial" w:hAnsi="Arial" w:cs="Arial"/>
+          <w:i/>
+          <w:iCs/>
+          <w:color w:val="555555"/>
+          <w:sz w:val="18"/>
+          <w:szCs w:val="18"/>
+        </w:rPr>
+        <w:t xml:space="preserve"> get pods showing 2/2 pods Running; </w:t>
+      </w:r>
+      <w:proofErr w:type="spellStart"/>
+      <w:r>
+        <w:rPr>
+          <w:rFonts w:ascii="Arial" w:hAnsi="Arial" w:cs="Arial"/>
+          <w:i/>
+          <w:iCs/>
+          <w:color w:val="555555"/>
+          <w:sz w:val="18"/>
+          <w:szCs w:val="18"/>
+        </w:rPr>
+        <w:t>kubectl</w:t>
+      </w:r>
+      <w:proofErr w:type="spellEnd"/>
+      <w:r>
+        <w:rPr>
+          <w:rFonts w:ascii="Arial" w:hAnsi="Arial" w:cs="Arial"/>
+          <w:i/>
+          <w:iCs/>
+          <w:color w:val="555555"/>
+          <w:sz w:val="18"/>
+          <w:szCs w:val="18"/>
+        </w:rPr>
+        <w:t xml:space="preserve"> get svc showing the </w:t>
+      </w:r>
+      <w:proofErr w:type="spellStart"/>
+      <w:r>
+        <w:rPr>
+          <w:rFonts w:ascii="Arial" w:hAnsi="Arial" w:cs="Arial"/>
+          <w:i/>
+          <w:iCs/>
+          <w:color w:val="555555"/>
+          <w:sz w:val="18"/>
+          <w:szCs w:val="18"/>
+        </w:rPr>
+        <w:t>LoadBalancer</w:t>
+      </w:r>
+      <w:proofErr w:type="spellEnd"/>
+      <w:r>
+        <w:rPr>
+          <w:rFonts w:ascii="Arial" w:hAnsi="Arial" w:cs="Arial"/>
+          <w:i/>
+          <w:iCs/>
+          <w:color w:val="555555"/>
+          <w:sz w:val="18"/>
+          <w:szCs w:val="18"/>
+        </w:rPr>
+        <w:t xml:space="preserve"> service; and a successful curl to /health through Kubernetes.</w:t>
+      </w:r>
+    </w:p>
+    <w:p>
+      <w:pPr>
+        <w:spacing w:after="160" w:line="276" w:lineRule="auto"/>
+        <w:rPr>
+          <w:rFonts w:ascii="Arial" w:hAnsi="Arial" w:cs="Arial"/>
+        </w:rPr>
+      </w:pPr>
+      <w:proofErr w:type="spellStart"/>
+      <w:r>
+        <w:rPr>
+          <w:rFonts w:ascii="Arial" w:hAnsi="Arial" w:cs="Arial"/>
+        </w:rPr>
+        <w:t>kubectl</w:t>
+      </w:r>
+      <w:proofErr w:type="spellEnd"/>
+      <w:r>
+        <w:rPr>
+          <w:rFonts w:ascii="Arial" w:hAnsi="Arial" w:cs="Arial"/>
+        </w:rPr>
+        <w:t xml:space="preserve"> get all and </w:t>
+      </w:r>
+      <w:proofErr w:type="spellStart"/>
+      <w:r>
+        <w:rPr>
+          <w:rFonts w:ascii="Arial" w:hAnsi="Arial" w:cs="Arial"/>
+        </w:rPr>
+        <w:t>kubectl</w:t>
+      </w:r>
+      <w:proofErr w:type="spellEnd"/>
+      <w:r>
+        <w:rPr>
+          <w:rFonts w:ascii="Arial" w:hAnsi="Arial" w:cs="Arial"/>
+        </w:rPr>
+        <w:t xml:space="preserve"> describe deployment confirm the rollout matches what I specified: 2 desired, 2 current, 2 ready, 0 unavailable, </w:t>
+      </w:r>
+      <w:proofErr w:type="spellStart"/>
+      <w:r>
+        <w:rPr>
+          <w:rFonts w:ascii="Arial" w:hAnsi="Arial" w:cs="Arial"/>
+        </w:rPr>
+        <w:t>RollingUpdate</w:t>
+      </w:r>
+      <w:proofErr w:type="spellEnd"/>
+      <w:r>
+        <w:rPr>
+          <w:rFonts w:ascii="Arial" w:hAnsi="Arial" w:cs="Arial"/>
+        </w:rPr>
+        <w:t xml:space="preserve"> strategy, and the exact resource limits and liveness/readiness probe configuration I set in the manifest.</w:t>
+      </w:r>
+    </w:p>
+    <w:p>
+      <w:pPr>
+        <w:spacing w:before="120" w:after="200"/>
+        <w:jc w:val="center"/>
+        <w:rPr>
+          <w:rFonts w:ascii="Arial" w:hAnsi="Arial" w:cs="Arial"/>
+        </w:rPr>
+      </w:pPr>
+      <w:r>
+        <w:rPr>
+          <w:rFonts w:ascii="Arial" w:hAnsi="Arial" w:cs="Arial"/>
+          <w:noProof/>
+        </w:rPr>
+        <w:lastRenderedPageBreak/>
+        <w:drawing>
+          <wp:inline distT="0" distB="0" distL="0" distR="0" wp14:anchorId="71B484D3" wp14:editId="35587EA0">
+            <wp:extent cx="4391025" cy="4076700"/>
+            <wp:effectExtent l="0" t="0" r="0" b="0"/>
+            <wp:docPr id="906748209" name="Picture 906748209"/>
+            <wp:cNvGraphicFramePr>
+              <a:graphicFrameLocks xmlns:a="http://schemas.openxmlformats.org/drawingml/2006/main" noChangeAspect="1"/>
+            </wp:cNvGraphicFramePr>
+            <a:graphic xmlns:a="http://schemas.openxmlformats.org/drawingml/2006/main">
+              <a:graphicData uri="http://schemas.openxmlformats.org/drawingml/2006/picture">
+                <pic:pic xmlns:pic="http://schemas.openxmlformats.org/drawingml/2006/picture">
+                  <pic:nvPicPr>
+                    <pic:cNvPr id="0" name=""/>
+                    <pic:cNvPicPr>
+                      <a:picLocks noChangeAspect="1" noChangeArrowheads="1"/>
+                    </pic:cNvPicPr>
+                  </pic:nvPicPr>
+                  <pic:blipFill>
+                    <a:blip r:embed="rId32"/>
+                    <a:srcRect/>
+                    <a:stretch>
+                      <a:fillRect/>
+                    </a:stretch>
+                  </pic:blipFill>
+                  <pic:spPr bwMode="auto">
+                    <a:xfrm>
+                      <a:off x="0" y="0"/>
+                      <a:ext cx="4391025" cy="4076700"/>
+                    </a:xfrm>
+                    <a:prstGeom prst="rect">
+                      <a:avLst/>
+                    </a:prstGeom>
+                  </pic:spPr>
+                </pic:pic>
+              </a:graphicData>
+            </a:graphic>
+          </wp:inline>
+        </w:drawing>
+      </w:r>
+    </w:p>
+    <w:p>
+      <w:pPr>
+        <w:spacing w:after="200"/>
+        <w:jc w:val="center"/>
+        <w:rPr>
+          <w:rFonts w:ascii="Arial" w:hAnsi="Arial" w:cs="Arial"/>
+        </w:rPr>
+      </w:pPr>
+      <w:r>
+        <w:rPr>
+          <w:rFonts w:ascii="Arial" w:hAnsi="Arial" w:cs="Arial"/>
+          <w:i/>
+          <w:iCs/>
+          <w:color w:val="555555"/>
+          <w:sz w:val="18"/>
+          <w:szCs w:val="18"/>
+        </w:rPr>
+        <w:t>Figure 14: Full resource listing and Deployment description — 2/2 replicas ready, correct image, ports, and probe configuration.</w:t>
+      </w:r>
+    </w:p>
+    <w:p>
+      <w:pPr>
+        <w:spacing w:after="160" w:line="276" w:lineRule="auto"/>
+        <w:rPr>
+          <w:rFonts w:ascii="Arial" w:hAnsi="Arial" w:cs="Arial"/>
+        </w:rPr>
+      </w:pPr>
+      <w:r>
+        <w:rPr>
+          <w:rFonts w:ascii="Arial" w:hAnsi="Arial" w:cs="Arial"/>
+        </w:rPr>
+        <w:t xml:space="preserve">The event log shows Kubernetes itself scaling the </w:t>
+      </w:r>
+      <w:proofErr w:type="spellStart"/>
+      <w:r>
+        <w:rPr>
+          <w:rFonts w:ascii="Arial" w:hAnsi="Arial" w:cs="Arial"/>
+        </w:rPr>
+        <w:t>ReplicaSet</w:t>
+      </w:r>
+      <w:proofErr w:type="spellEnd"/>
+      <w:r>
+        <w:rPr>
+          <w:rFonts w:ascii="Arial" w:hAnsi="Arial" w:cs="Arial"/>
+        </w:rPr>
+        <w:t xml:space="preserve"> up to 2 pods, and the pod logs show a continuous stream of successful /health probe requests — this is Kubernetes’ own liveness/readiness checks polling the API roughly every 10–20 seconds, which is direct evidence the health-check wiring in the Deployment manifest is actually working, not just present in the YAML.</w:t>
+      </w:r>
+    </w:p>
+    <w:p>
+      <w:pPr>
+        <w:spacing w:before="120" w:after="200"/>
+        <w:jc w:val="center"/>
+        <w:rPr>
+          <w:rFonts w:ascii="Arial" w:hAnsi="Arial" w:cs="Arial"/>
+        </w:rPr>
+      </w:pPr>
+      <w:r>
+        <w:rPr>
+          <w:rFonts w:ascii="Arial" w:hAnsi="Arial" w:cs="Arial"/>
+          <w:noProof/>
+        </w:rPr>
+        <w:drawing>
+          <wp:inline distT="0" distB="0" distL="0" distR="0" wp14:anchorId="1EFE903A" wp14:editId="26EFBB37">
+            <wp:extent cx="4019550" cy="3867150"/>
+            <wp:effectExtent l="0" t="0" r="0" b="0"/>
+            <wp:docPr id="1155307336" name="Picture 1155307336"/>
+            <wp:cNvGraphicFramePr>
+              <a:graphicFrameLocks xmlns:a="http://schemas.openxmlformats.org/drawingml/2006/main" noChangeAspect="1"/>
+            </wp:cNvGraphicFramePr>
+            <a:graphic xmlns:a="http://schemas.openxmlformats.org/drawingml/2006/main">
+              <a:graphicData uri="http://schemas.openxmlformats.org/drawingml/2006/picture">
+                <pic:pic xmlns:pic="http://schemas.openxmlformats.org/drawingml/2006/picture">
+                  <pic:nvPicPr>
+                    <pic:cNvPr id="0" name=""/>
+                    <pic:cNvPicPr>
+                      <a:picLocks noChangeAspect="1" noChangeArrowheads="1"/>
+                    </pic:cNvPicPr>
+                  </pic:nvPicPr>
+                  <pic:blipFill>
+                    <a:blip r:embed="rId33"/>
+                    <a:srcRect/>
+                    <a:stretch>
+                      <a:fillRect/>
+                    </a:stretch>
+                  </pic:blipFill>
+                  <pic:spPr bwMode="auto">
+                    <a:xfrm>
+                      <a:off x="0" y="0"/>
+                      <a:ext cx="4019550" cy="3867150"/>
+                    </a:xfrm>
+                    <a:prstGeom prst="rect">
+                      <a:avLst/>
+                    </a:prstGeom>
+                  </pic:spPr>
+                </pic:pic>
+              </a:graphicData>
+            </a:graphic>
+          </wp:inline>
+        </w:drawing>
+      </w:r>
+    </w:p>
+    <w:p>
+      <w:pPr>
+        <w:spacing w:after="200"/>
+        <w:jc w:val="center"/>
+        <w:rPr>
+          <w:rFonts w:ascii="Arial" w:hAnsi="Arial" w:cs="Arial"/>
+        </w:rPr>
+      </w:pPr>
+      <w:r>
+        <w:rPr>
+          <w:rFonts w:ascii="Arial" w:hAnsi="Arial" w:cs="Arial"/>
+          <w:i/>
+          <w:iCs/>
+          <w:color w:val="555555"/>
+          <w:sz w:val="18"/>
+          <w:szCs w:val="18"/>
+        </w:rPr>
+        <w:lastRenderedPageBreak/>
+        <w:t xml:space="preserve">Figure 15: </w:t>
+      </w:r>
+      <w:proofErr w:type="spellStart"/>
+      <w:r>
+        <w:rPr>
+          <w:rFonts w:ascii="Arial" w:hAnsi="Arial" w:cs="Arial"/>
+          <w:i/>
+          <w:iCs/>
+          <w:color w:val="555555"/>
+          <w:sz w:val="18"/>
+          <w:szCs w:val="18"/>
+        </w:rPr>
+        <w:t>ReplicaSet</w:t>
+      </w:r>
+      <w:proofErr w:type="spellEnd"/>
+      <w:r>
+        <w:rPr>
+          <w:rFonts w:ascii="Arial" w:hAnsi="Arial" w:cs="Arial"/>
+          <w:i/>
+          <w:iCs/>
+          <w:color w:val="555555"/>
+          <w:sz w:val="18"/>
+          <w:szCs w:val="18"/>
+        </w:rPr>
+        <w:t xml:space="preserve"> scaling event and the start of the aggregated pod logs (</w:t>
+      </w:r>
+      <w:proofErr w:type="spellStart"/>
+      <w:r>
+        <w:rPr>
+          <w:rFonts w:ascii="Arial" w:hAnsi="Arial" w:cs="Arial"/>
+          <w:i/>
+          <w:iCs/>
+          <w:color w:val="555555"/>
+          <w:sz w:val="18"/>
+          <w:szCs w:val="18"/>
+        </w:rPr>
+        <w:t>kubectl</w:t>
+      </w:r>
+      <w:proofErr w:type="spellEnd"/>
+      <w:r>
+        <w:rPr>
+          <w:rFonts w:ascii="Arial" w:hAnsi="Arial" w:cs="Arial"/>
+          <w:i/>
+          <w:iCs/>
+          <w:color w:val="555555"/>
+          <w:sz w:val="18"/>
+          <w:szCs w:val="18"/>
+        </w:rPr>
+        <w:t xml:space="preserve"> logs -l app=heart-disease-</w:t>
+      </w:r>
+      <w:proofErr w:type="spellStart"/>
+      <w:r>
+        <w:rPr>
+          <w:rFonts w:ascii="Arial" w:hAnsi="Arial" w:cs="Arial"/>
+          <w:i/>
+          <w:iCs/>
+          <w:color w:val="555555"/>
+          <w:sz w:val="18"/>
+          <w:szCs w:val="18"/>
+        </w:rPr>
+        <w:t>api</w:t>
+      </w:r>
+      <w:proofErr w:type="spellEnd"/>
+      <w:r>
+        <w:rPr>
+          <w:rFonts w:ascii="Arial" w:hAnsi="Arial" w:cs="Arial"/>
+          <w:i/>
+          <w:iCs/>
+          <w:color w:val="555555"/>
+          <w:sz w:val="18"/>
+          <w:szCs w:val="18"/>
+        </w:rPr>
+        <w:t>).</w:t>
+      </w:r>
+    </w:p>
+    <w:p>
+      <w:pPr>
+        <w:spacing w:before="120" w:after="200"/>
+        <w:jc w:val="center"/>
+        <w:rPr>
+          <w:rFonts w:ascii="Arial" w:hAnsi="Arial" w:cs="Arial"/>
+        </w:rPr>
+      </w:pPr>
+      <w:r>
+        <w:rPr>
+          <w:rFonts w:ascii="Arial" w:hAnsi="Arial" w:cs="Arial"/>
+          <w:noProof/>
+        </w:rPr>
+        <w:drawing>
+          <wp:inline distT="0" distB="0" distL="0" distR="0" wp14:anchorId="55EE0505" wp14:editId="27437B11">
+            <wp:extent cx="4391025" cy="2981325"/>
+            <wp:effectExtent l="0" t="0" r="0" b="0"/>
+            <wp:docPr id="1386034565" name="Picture 1386034565"/>
+            <wp:cNvGraphicFramePr>
+              <a:graphicFrameLocks xmlns:a="http://schemas.openxmlformats.org/drawingml/2006/main" noChangeAspect="1"/>
+            </wp:cNvGraphicFramePr>
+            <a:graphic xmlns:a="http://schemas.openxmlformats.org/drawingml/2006/main">
+              <a:graphicData uri="http://schemas.openxmlformats.org/drawingml/2006/picture">
+                <pic:pic xmlns:pic="http://schemas.openxmlformats.org/drawingml/2006/picture">
+                  <pic:nvPicPr>
+                    <pic:cNvPr id="0" name=""/>
+                    <pic:cNvPicPr>
+                      <a:picLocks noChangeAspect="1" noChangeArrowheads="1"/>
+                    </pic:cNvPicPr>
+                  </pic:nvPicPr>
+                  <pic:blipFill>
+                    <a:blip r:embed="rId34"/>
+                    <a:srcRect/>
+                    <a:stretch>
+                      <a:fillRect/>
+                    </a:stretch>
+                  </pic:blipFill>
+                  <pic:spPr bwMode="auto">
+                    <a:xfrm>
+                      <a:off x="0" y="0"/>
+                      <a:ext cx="4391025" cy="2981325"/>
+                    </a:xfrm>
+                    <a:prstGeom prst="rect">
+                      <a:avLst/>
+                    </a:prstGeom>
+                  </pic:spPr>
+                </pic:pic>
+              </a:graphicData>
+            </a:graphic>
+          </wp:inline>
+        </w:drawing>
+      </w:r>
+    </w:p>
+    <w:p>
+      <w:pPr>
+        <w:spacing w:after="200"/>
+        <w:jc w:val="center"/>
+        <w:rPr>
+          <w:rFonts w:ascii="Arial" w:hAnsi="Arial" w:cs="Arial"/>
+        </w:rPr>
+      </w:pPr>
+      <w:r>
+        <w:rPr>
+          <w:rFonts w:ascii="Arial" w:hAnsi="Arial" w:cs="Arial"/>
+          <w:i/>
+          <w:iCs/>
+          <w:color w:val="555555"/>
+          <w:sz w:val="18"/>
+          <w:szCs w:val="18"/>
+        </w:rPr>
+        <w:t>Figure 16: Continued log stream — successful 200 responses from repeated Kubernetes health probes.</w:t>
+      </w:r>
+    </w:p>
+    <w:p>
+      <w:pPr>
+        <w:spacing w:after="160" w:line="276" w:lineRule="auto"/>
+        <w:rPr>
+          <w:rFonts w:ascii="Arial" w:hAnsi="Arial" w:cs="Arial"/>
+        </w:rPr>
+      </w:pPr>
+      <w:r>
+        <w:rPr>
+          <w:rFonts w:ascii="Arial" w:hAnsi="Arial" w:cs="Arial"/>
+        </w:rPr>
+        <w:t xml:space="preserve">Finally, I tore the deployment down cleanly with </w:t>
+      </w:r>
+      <w:proofErr w:type="spellStart"/>
+      <w:r>
+        <w:rPr>
+          <w:rFonts w:ascii="Arial" w:hAnsi="Arial" w:cs="Arial"/>
+        </w:rPr>
+        <w:t>kubectl</w:t>
+      </w:r>
+      <w:proofErr w:type="spellEnd"/>
+      <w:r>
+        <w:rPr>
+          <w:rFonts w:ascii="Arial" w:hAnsi="Arial" w:cs="Arial"/>
+        </w:rPr>
+        <w:t xml:space="preserve"> delete, confirming both the Service and the namespace/Deployment were removed — useful to show since a deployment that’s easy to spin up but hard to clean up isn’t really production-ready.</w:t>
+      </w:r>
+    </w:p>
+    <w:p>
+      <w:pPr>
+        <w:spacing w:before="120" w:after="200"/>
+        <w:jc w:val="center"/>
+        <w:rPr>
+          <w:rFonts w:ascii="Arial" w:hAnsi="Arial" w:cs="Arial"/>
+        </w:rPr>
+      </w:pPr>
+      <w:r>
+        <w:rPr>
+          <w:rFonts w:ascii="Arial" w:hAnsi="Arial" w:cs="Arial"/>
+          <w:noProof/>
+        </w:rPr>
+        <w:drawing>
+          <wp:inline distT="0" distB="0" distL="0" distR="0" wp14:anchorId="62D50461" wp14:editId="2115E8D6">
+            <wp:extent cx="4391025" cy="1000125"/>
+            <wp:effectExtent l="0" t="0" r="0" b="0"/>
+            <wp:docPr id="1235709412" name="Picture 1235709412"/>
+            <wp:cNvGraphicFramePr>
+              <a:graphicFrameLocks xmlns:a="http://schemas.openxmlformats.org/drawingml/2006/main" noChangeAspect="1"/>
+            </wp:cNvGraphicFramePr>
+            <a:graphic xmlns:a="http://schemas.openxmlformats.org/drawingml/2006/main">
+              <a:graphicData uri="http://schemas.openxmlformats.org/drawingml/2006/picture">
+                <pic:pic xmlns:pic="http://schemas.openxmlformats.org/drawingml/2006/picture">
+                  <pic:nvPicPr>
+                    <pic:cNvPr id="0" name=""/>
+                    <pic:cNvPicPr>
+                      <a:picLocks noChangeAspect="1" noChangeArrowheads="1"/>
+                    </pic:cNvPicPr>
+                  </pic:nvPicPr>
+                  <pic:blipFill>
+                    <a:blip r:embed="rId35"/>
+                    <a:srcRect/>
+                    <a:stretch>
+                      <a:fillRect/>
+                    </a:stretch>
+                  </pic:blipFill>
+                  <pic:spPr bwMode="auto">
+                    <a:xfrm>
+                      <a:off x="0" y="0"/>
+                      <a:ext cx="4391025" cy="1000125"/>
+                    </a:xfrm>
+                    <a:prstGeom prst="rect">
+                      <a:avLst/>
+                    </a:prstGeom>
+                  </pic:spPr>
+                </pic:pic>
+              </a:graphicData>
+            </a:graphic>
+          </wp:inline>
+        </w:drawing>
+      </w:r>
+    </w:p>
+    <w:p>
+      <w:pPr>
+        <w:spacing w:after="200"/>
+        <w:jc w:val="center"/>
+        <w:rPr>
+          <w:rFonts w:ascii="Arial" w:hAnsi="Arial" w:cs="Arial"/>
+        </w:rPr>
+      </w:pPr>
+      <w:r>
+        <w:rPr>
+          <w:rFonts w:ascii="Arial" w:hAnsi="Arial" w:cs="Arial"/>
+          <w:i/>
+          <w:iCs/>
+          <w:color w:val="555555"/>
+          <w:sz w:val="18"/>
+          <w:szCs w:val="18"/>
+        </w:rPr>
+        <w:t xml:space="preserve">Figure 17: Clean teardown — </w:t>
+      </w:r>
+      <w:proofErr w:type="spellStart"/>
+      <w:r>
+        <w:rPr>
+          <w:rFonts w:ascii="Arial" w:hAnsi="Arial" w:cs="Arial"/>
+          <w:i/>
+          <w:iCs/>
+          <w:color w:val="555555"/>
+          <w:sz w:val="18"/>
+          <w:szCs w:val="18"/>
+        </w:rPr>
+        <w:t>kubectl</w:t>
+      </w:r>
+      <w:proofErr w:type="spellEnd"/>
+      <w:r>
+        <w:rPr>
+          <w:rFonts w:ascii="Arial" w:hAnsi="Arial" w:cs="Arial"/>
+          <w:i/>
+          <w:iCs/>
+          <w:color w:val="555555"/>
+          <w:sz w:val="18"/>
+          <w:szCs w:val="18"/>
+        </w:rPr>
+        <w:t xml:space="preserve"> delete -f for both the service and deployment manifests.</w:t>
+      </w:r>
+    </w:p>
+    <w:p>
+      <w:pPr>
+        <w:rPr>
+          <w:rFonts w:ascii="Arial" w:hAnsi="Arial" w:cs="Arial"/>
+        </w:rPr>
+      </w:pPr>
+      <w:r>
+        <w:rPr>
+          <w:rFonts w:ascii="Arial" w:hAnsi="Arial" w:cs="Arial"/>
+        </w:rPr>
+        <w:br w:type="page"/>
+      </w:r>
+    </w:p>
+    <w:p>
+      <w:pPr>
+        <w:pStyle w:val="Heading1"/>
+        <w:spacing w:before="360" w:after="160"/>
+        <w:rPr>
+          <w:rFonts w:ascii="Arial" w:hAnsi="Arial" w:cs="Arial"/>
+        </w:rPr>
+      </w:pPr>
+      <w:r>
+        <w:rPr>
+          <w:rFonts w:ascii="Arial" w:hAnsi="Arial" w:cs="Arial"/>
+        </w:rPr>
+        <w:lastRenderedPageBreak/>
+        <w:t>11. Monitoring &amp; Logging</w:t>
+      </w:r>
+    </w:p>
+    <w:p>
+      <w:pPr>
+        <w:spacing w:after="160" w:line="276" w:lineRule="auto"/>
+        <w:rPr>
+          <w:rFonts w:ascii="Arial" w:hAnsi="Arial" w:cs="Arial"/>
+        </w:rPr>
+      </w:pPr>
+      <w:r>
+        <w:rPr>
+          <w:rFonts w:ascii="Arial" w:hAnsi="Arial" w:cs="Arial"/>
+        </w:rPr>
+        <w:t xml:space="preserve">Every request through the API already produces a structured log line (request ID, method, path, status code, duration) — visible in Figure 10 above. On top of that, I added a Prometheus-format /metrics endpoint to the </w:t>
+      </w:r>
+      <w:proofErr w:type="spellStart"/>
+      <w:r>
+        <w:rPr>
+          <w:rFonts w:ascii="Arial" w:hAnsi="Arial" w:cs="Arial"/>
+        </w:rPr>
+        <w:t>FastAPI</w:t>
+      </w:r>
+      <w:proofErr w:type="spellEnd"/>
+      <w:r>
+        <w:rPr>
+          <w:rFonts w:ascii="Arial" w:hAnsi="Arial" w:cs="Arial"/>
+        </w:rPr>
+        <w:t xml:space="preserve"> app using </w:t>
+      </w:r>
+      <w:proofErr w:type="spellStart"/>
+      <w:r>
+        <w:rPr>
+          <w:rFonts w:ascii="Arial" w:hAnsi="Arial" w:cs="Arial"/>
+        </w:rPr>
+        <w:t>prometheus-fastapi-instrumentator</w:t>
+      </w:r>
+      <w:proofErr w:type="spellEnd"/>
+      <w:r>
+        <w:rPr>
+          <w:rFonts w:ascii="Arial" w:hAnsi="Arial" w:cs="Arial"/>
+        </w:rPr>
+        <w:t xml:space="preserve">, which exposes default HTTP metrics (request counts and latency histograms, broken down by endpoint/method/status) plus a custom </w:t>
+      </w:r>
+      <w:proofErr w:type="spellStart"/>
+      <w:r>
+        <w:rPr>
+          <w:rFonts w:ascii="Arial" w:hAnsi="Arial" w:cs="Arial"/>
+        </w:rPr>
+        <w:t>heart_disease_predictions_total</w:t>
+      </w:r>
+      <w:proofErr w:type="spellEnd"/>
+      <w:r>
+        <w:rPr>
+          <w:rFonts w:ascii="Arial" w:hAnsi="Arial" w:cs="Arial"/>
+        </w:rPr>
+        <w:t xml:space="preserve"> counter I added myself, labeled by predicted class — the simplest possible signal for watching whether the model’s positive-rate drifts over time in production.</w:t>
+      </w:r>
+    </w:p>
+    <w:p>
+      <w:pPr>
+        <w:spacing w:after="160" w:line="276" w:lineRule="auto"/>
+        <w:rPr>
+          <w:rFonts w:ascii="Arial" w:hAnsi="Arial" w:cs="Arial"/>
+        </w:rPr>
+      </w:pPr>
+      <w:r>
+        <w:rPr>
+          <w:rFonts w:ascii="Arial" w:hAnsi="Arial" w:cs="Arial"/>
+        </w:rPr>
+        <w:t>I wired Prometheus and Grafana into docker-</w:t>
+      </w:r>
+      <w:proofErr w:type="spellStart"/>
+      <w:r>
+        <w:rPr>
+          <w:rFonts w:ascii="Arial" w:hAnsi="Arial" w:cs="Arial"/>
+        </w:rPr>
+        <w:t>compose.yml</w:t>
+      </w:r>
+      <w:proofErr w:type="spellEnd"/>
+      <w:r>
+        <w:rPr>
+          <w:rFonts w:ascii="Arial" w:hAnsi="Arial" w:cs="Arial"/>
+        </w:rPr>
+        <w:t xml:space="preserve"> as two additional services on a shared Docker network, with Grafana pre-provisioned (</w:t>
+      </w:r>
+      <w:proofErr w:type="spellStart"/>
+      <w:r>
+        <w:rPr>
+          <w:rFonts w:ascii="Arial" w:hAnsi="Arial" w:cs="Arial"/>
+        </w:rPr>
+        <w:t>datasource</w:t>
+      </w:r>
+      <w:proofErr w:type="spellEnd"/>
+      <w:r>
+        <w:rPr>
+          <w:rFonts w:ascii="Arial" w:hAnsi="Arial" w:cs="Arial"/>
+        </w:rPr>
+        <w:t xml:space="preserve"> and a 4-panel dashboard defined as code, not clicked together manually) so the monitoring stack comes up fully configured with a single docker-compose up --build -d.</w:t>
+      </w:r>
+    </w:p>
+    <w:p>
+      <w:pPr>
+        <w:spacing w:before="120" w:after="200"/>
+        <w:jc w:val="center"/>
+        <w:rPr>
+          <w:rFonts w:ascii="Arial" w:hAnsi="Arial" w:cs="Arial"/>
+        </w:rPr>
+      </w:pPr>
+      <w:r>
+        <w:rPr>
+          <w:rFonts w:ascii="Arial" w:hAnsi="Arial" w:cs="Arial"/>
+          <w:noProof/>
+        </w:rPr>
+        <w:drawing>
+          <wp:inline distT="0" distB="0" distL="0" distR="0" wp14:anchorId="60922D49" wp14:editId="62E037AA">
+            <wp:extent cx="5124450" cy="3324225"/>
+            <wp:effectExtent l="0" t="0" r="0" b="0"/>
+            <wp:docPr id="1661255178" name="Picture 1661255178"/>
+            <wp:cNvGraphicFramePr>
+              <a:graphicFrameLocks xmlns:a="http://schemas.openxmlformats.org/drawingml/2006/main" noChangeAspect="1"/>
+            </wp:cNvGraphicFramePr>
+            <a:graphic xmlns:a="http://schemas.openxmlformats.org/drawingml/2006/main">
+              <a:graphicData uri="http://schemas.openxmlformats.org/drawingml/2006/picture">
+                <pic:pic xmlns:pic="http://schemas.openxmlformats.org/drawingml/2006/picture">
+                  <pic:nvPicPr>
+                    <pic:cNvPr id="0" name=""/>
+                    <pic:cNvPicPr>
+                      <a:picLocks noChangeAspect="1" noChangeArrowheads="1"/>
+                    </pic:cNvPicPr>
+                  </pic:nvPicPr>
+                  <pic:blipFill>
+                    <a:blip r:embed="rId36"/>
+                    <a:srcRect/>
+                    <a:stretch>
+                      <a:fillRect/>
+                    </a:stretch>
+                  </pic:blipFill>
+                  <pic:spPr bwMode="auto">
+                    <a:xfrm>
+                      <a:off x="0" y="0"/>
+                      <a:ext cx="5124450" cy="3324225"/>
+                    </a:xfrm>
+                    <a:prstGeom prst="rect">
+                      <a:avLst/>
+                    </a:prstGeom>
+                  </pic:spPr>
+                </pic:pic>
+              </a:graphicData>
+            </a:graphic>
+          </wp:inline>
+        </w:drawing>
+      </w:r>
+    </w:p>
+    <w:p>
+      <w:pPr>
+        <w:spacing w:after="200"/>
+        <w:jc w:val="center"/>
+        <w:rPr>
+          <w:rFonts w:ascii="Arial" w:hAnsi="Arial" w:cs="Arial"/>
+        </w:rPr>
+      </w:pPr>
+      <w:r>
+        <w:rPr>
+          <w:rFonts w:ascii="Arial" w:hAnsi="Arial" w:cs="Arial"/>
+          <w:i/>
+          <w:iCs/>
+          <w:color w:val="555555"/>
+          <w:sz w:val="18"/>
+          <w:szCs w:val="18"/>
+        </w:rPr>
+        <w:t>Figure 18: docker-compose pulling and building all three services (API, Prometheus, Grafana) and starting the shared network.</w:t>
+      </w:r>
+    </w:p>
+    <w:p>
+      <w:pPr>
+        <w:spacing w:before="120" w:after="200"/>
+        <w:jc w:val="center"/>
+        <w:rPr>
+          <w:rFonts w:ascii="Arial" w:hAnsi="Arial" w:cs="Arial"/>
+        </w:rPr>
+      </w:pPr>
+      <w:r>
+        <w:rPr>
+          <w:rFonts w:ascii="Arial" w:hAnsi="Arial" w:cs="Arial"/>
+          <w:noProof/>
+        </w:rPr>
+        <w:drawing>
+          <wp:inline distT="0" distB="0" distL="0" distR="0" wp14:anchorId="4EC44F0C" wp14:editId="5C19547A">
+            <wp:extent cx="5124450" cy="3352800"/>
+            <wp:effectExtent l="0" t="0" r="0" b="0"/>
+            <wp:docPr id="1578556634" name="Picture 1578556634"/>
+            <wp:cNvGraphicFramePr>
+              <a:graphicFrameLocks xmlns:a="http://schemas.openxmlformats.org/drawingml/2006/main" noChangeAspect="1"/>
+            </wp:cNvGraphicFramePr>
+            <a:graphic xmlns:a="http://schemas.openxmlformats.org/drawingml/2006/main">
+              <a:graphicData uri="http://schemas.openxmlformats.org/drawingml/2006/picture">
+                <pic:pic xmlns:pic="http://schemas.openxmlformats.org/drawingml/2006/picture">
+                  <pic:nvPicPr>
+                    <pic:cNvPr id="0" name=""/>
+                    <pic:cNvPicPr>
+                      <a:picLocks noChangeAspect="1" noChangeArrowheads="1"/>
+                    </pic:cNvPicPr>
+                  </pic:nvPicPr>
+                  <pic:blipFill>
+                    <a:blip r:embed="rId37"/>
+                    <a:srcRect/>
+                    <a:stretch>
+                      <a:fillRect/>
+                    </a:stretch>
+                  </pic:blipFill>
+                  <pic:spPr bwMode="auto">
+                    <a:xfrm>
+                      <a:off x="0" y="0"/>
+                      <a:ext cx="5124450" cy="3352800"/>
+                    </a:xfrm>
+                    <a:prstGeom prst="rect">
+                      <a:avLst/>
+                    </a:prstGeom>
+                  </pic:spPr>
+                </pic:pic>
+              </a:graphicData>
+            </a:graphic>
+          </wp:inline>
+        </w:drawing>
+      </w:r>
+    </w:p>
+    <w:p>
+      <w:pPr>
+        <w:spacing w:after="200"/>
+        <w:jc w:val="center"/>
+        <w:rPr>
+          <w:rFonts w:ascii="Arial" w:hAnsi="Arial" w:cs="Arial"/>
+        </w:rPr>
+      </w:pPr>
+      <w:r>
+        <w:rPr>
+          <w:rFonts w:ascii="Arial" w:hAnsi="Arial" w:cs="Arial"/>
+          <w:i/>
+          <w:iCs/>
+          <w:color w:val="555555"/>
+          <w:sz w:val="18"/>
+          <w:szCs w:val="18"/>
+        </w:rPr>
+        <w:lastRenderedPageBreak/>
+        <w:t xml:space="preserve">Figure 19: All three containers healthy and running (docker-compose </w:t>
+      </w:r>
+      <w:proofErr w:type="spellStart"/>
+      <w:r>
+        <w:rPr>
+          <w:rFonts w:ascii="Arial" w:hAnsi="Arial" w:cs="Arial"/>
+          <w:i/>
+          <w:iCs/>
+          <w:color w:val="555555"/>
+          <w:sz w:val="18"/>
+          <w:szCs w:val="18"/>
+        </w:rPr>
+        <w:t>ps</w:t>
+      </w:r>
+      <w:proofErr w:type="spellEnd"/>
+      <w:r>
+        <w:rPr>
+          <w:rFonts w:ascii="Arial" w:hAnsi="Arial" w:cs="Arial"/>
+          <w:i/>
+          <w:iCs/>
+          <w:color w:val="555555"/>
+          <w:sz w:val="18"/>
+          <w:szCs w:val="18"/>
+        </w:rPr>
+        <w:t>), and Prometheus reporting itself healthy on :9090.</w:t>
+      </w:r>
+    </w:p>
+    <w:p>
+      <w:pPr>
+        <w:spacing w:after="160" w:line="276" w:lineRule="auto"/>
+        <w:rPr>
+          <w:rFonts w:ascii="Arial" w:hAnsi="Arial" w:cs="Arial"/>
+        </w:rPr>
+      </w:pPr>
+      <w:r>
+        <w:rPr>
+          <w:rFonts w:ascii="Arial" w:hAnsi="Arial" w:cs="Arial"/>
+        </w:rPr>
+        <w:t>In the Prometheus UI, the Targets page confirms it’s actively scraping my API’s /metrics endpoint every 5 seconds and marking it UP.</w:t>
+      </w:r>
+    </w:p>
+    <w:p>
+      <w:pPr>
+        <w:spacing w:before="120" w:after="200"/>
+        <w:jc w:val="center"/>
+        <w:rPr>
+          <w:rFonts w:ascii="Arial" w:hAnsi="Arial" w:cs="Arial"/>
+        </w:rPr>
+      </w:pPr>
+      <w:r>
+        <w:rPr>
+          <w:rFonts w:ascii="Arial" w:hAnsi="Arial" w:cs="Arial"/>
+          <w:noProof/>
+        </w:rPr>
+        <w:drawing>
+          <wp:inline distT="0" distB="0" distL="0" distR="0" wp14:anchorId="52CAB359" wp14:editId="454F2DCE">
+            <wp:extent cx="5305425" cy="1590675"/>
+            <wp:effectExtent l="0" t="0" r="0" b="0"/>
+            <wp:docPr id="1315379881" name="Picture 1315379881"/>
+            <wp:cNvGraphicFramePr>
+              <a:graphicFrameLocks xmlns:a="http://schemas.openxmlformats.org/drawingml/2006/main" noChangeAspect="1"/>
+            </wp:cNvGraphicFramePr>
+            <a:graphic xmlns:a="http://schemas.openxmlformats.org/drawingml/2006/main">
+              <a:graphicData uri="http://schemas.openxmlformats.org/drawingml/2006/picture">
+                <pic:pic xmlns:pic="http://schemas.openxmlformats.org/drawingml/2006/picture">
+                  <pic:nvPicPr>
+                    <pic:cNvPr id="0" name=""/>
+                    <pic:cNvPicPr>
+                      <a:picLocks noChangeAspect="1" noChangeArrowheads="1"/>
+                    </pic:cNvPicPr>
+                  </pic:nvPicPr>
+                  <pic:blipFill>
+                    <a:blip r:embed="rId38"/>
+                    <a:srcRect/>
+                    <a:stretch>
+                      <a:fillRect/>
+                    </a:stretch>
+                  </pic:blipFill>
+                  <pic:spPr bwMode="auto">
+                    <a:xfrm>
+                      <a:off x="0" y="0"/>
                       <a:ext cx="5305425" cy="1590675"/>
                     </a:xfrm>
                     <a:prstGeom prst="rect">
@@ -5286,7 +5853,7 @@
                     </pic:cNvPicPr>
                   </pic:nvPicPr>
                   <pic:blipFill>
-                    <a:blip r:embed="rId30"/>
+                    <a:blip r:embed="rId39"/>
                     <a:srcRect/>
                     <a:stretch>
                       <a:fillRect/>
@@ -6483,8 +7050,8 @@
       </w:pPr>
     </w:p>
     <w:sectPr>
-      <w:headerReference w:type="default" r:id="rId31"/>
-      <w:footerReference w:type="default" r:id="rId32"/>
+      <w:headerReference w:type="default" r:id="rId40"/>
+      <w:footerReference w:type="default" r:id="rId41"/>
       <w:pgSz w:w="11906" w:h="16838"/>
       <w:pgMar w:top="1000" w:right="1100" w:bottom="1000" w:left="1100" w:header="708" w:footer="708" w:gutter="0"/>
       <w:cols w:space="720"/>
@@ -7184,6 +7751,7 @@
   </w:style>
   <w:style w:type="paragraph" w:styleId="Heading2">
     <w:name w:val="heading 2"/>
+    <w:link w:val="Heading2Char"/>
     <w:uiPriority w:val="9"/>
     <w:unhideWhenUsed/>
     <w:qFormat/>
@@ -7373,6 +7941,18 @@
     <w:rPr>
       <w:color w:val="605E5C"/>
       <w:shd w:val="clear" w:color="auto" w:fill="E1DFDD"/>
+    </w:rPr>
+  </w:style>
+  <w:style w:type="character" w:customStyle="1" w:styleId="Heading2Char">
+    <w:name w:val="Heading 2 Char"/>
+    <w:basedOn w:val="DefaultParagraphFont"/>
+    <w:link w:val="Heading2"/>
+    <w:uiPriority w:val="9"/>
+    <w:rsid w:val="00487FAF"/>
+    <w:rPr>
+      <w:color w:val="2E74B5"/>
+      <w:sz w:val="26"/>
+      <w:szCs w:val="26"/>
     </w:rPr>
   </w:style>
 </w:styles>

--- a/Heart_Disease_MLOps_Assignment01_Report.docx
+++ b/Heart_Disease_MLOps_Assignment01_Report.docx
@@ -364,6 +364,77 @@
           <w:szCs w:val="32"/>
         </w:rPr>
       </w:pPr>
+      <w:r>
+        <w:rPr>
+          <w:rFonts w:ascii="Arial" w:hAnsi="Arial" w:cs="Arial"/>
+          <w:sz w:val="32"/>
+          <w:szCs w:val="32"/>
+        </w:rPr>
+        <w:t xml:space="preserve"> </w:t>
+      </w:r>
+    </w:p>
+    <w:p>
+      <w:pPr>
+        <w:jc w:val="center"/>
+        <w:rPr>
+          <w:rFonts w:ascii="Arial" w:hAnsi="Arial" w:cs="Arial"/>
+          <w:sz w:val="32"/>
+          <w:szCs w:val="32"/>
+        </w:rPr>
+      </w:pPr>
+    </w:p>
+    <w:p>
+      <w:pPr>
+        <w:jc w:val="center"/>
+        <w:rPr>
+          <w:rFonts w:ascii="Arial" w:hAnsi="Arial" w:cs="Arial"/>
+          <w:sz w:val="32"/>
+          <w:szCs w:val="32"/>
+        </w:rPr>
+      </w:pPr>
+      <w:r>
+        <w:rPr>
+          <w:rFonts w:ascii="Arial" w:hAnsi="Arial" w:cs="Arial"/>
+          <w:b/>
+          <w:bCs/>
+          <w:sz w:val="32"/>
+          <w:szCs w:val="32"/>
+          <w:u w:val="single"/>
+        </w:rPr>
+        <w:t>Video URL -</w:t>
+      </w:r>
+      <w:r>
+        <w:rPr>
+          <w:rFonts w:ascii="Arial" w:hAnsi="Arial" w:cs="Arial"/>
+          <w:sz w:val="32"/>
+          <w:szCs w:val="32"/>
+        </w:rPr>
+        <w:t xml:space="preserve"> </w:t>
+      </w:r>
+      <w:r>
+        <w:rPr>
+          <w:rFonts w:ascii="Arial" w:hAnsi="Arial" w:cs="Arial"/>
+          <w:sz w:val="32"/>
+          <w:szCs w:val="32"/>
+        </w:rPr>
+        <w:br/>
+      </w:r>
+      <w:r>
+        <w:rPr>
+          <w:rFonts w:ascii="Arial" w:hAnsi="Arial" w:cs="Arial"/>
+          <w:sz w:val="32"/>
+          <w:szCs w:val="32"/>
+        </w:rPr>
+        <w:br/>
+      </w:r>
+      <w:r>
+        <w:rPr>
+          <w:rFonts w:ascii="Arial" w:hAnsi="Arial" w:cs="Arial"/>
+          <w:sz w:val="32"/>
+          <w:szCs w:val="32"/>
+        </w:rPr>
+        <w:t>https://youtu.be/FhM8P_iZI0U</w:t>
+      </w:r>
       <w:r>
         <w:rPr>
           <w:rFonts w:ascii="Arial" w:hAnsi="Arial" w:cs="Arial"/>
